--- a/docs/maintenance/AI开发项目_新聊天启动说明.docx
+++ b/docs/maintenance/AI开发项目_新聊天启动说明.docx
@@ -6185,6 +6185,44 @@
     <w:p>
       <w:r>
         <w:t>Windows 自动回归和 ZIP 校验不等于 Mac 编译、签名或真实 iPhone 验收。真机重点是角色实际报时、忙碌截止前零回复、到点后一次可见回复、后台主动任务不浪费额度，以及用户自己的约三分钟录屏可播放。</w:t>
+      </w:r>
+    </w:p>
+    <w:p>
+      <w:pPr>
+        <w:pStyle w:val="Heading1"/>
+      </w:pPr>
+      <w:r>
+        <w:rPr>
+          <w:rFonts w:ascii="Microsoft YaHei" w:hAnsi="Microsoft YaHei" w:eastAsia="Microsoft YaHei"/>
+        </w:rPr>
+        <w:t>2026-09-14 当前私人候选 v1240 / iOS356</w:t>
+      </w:r>
+    </w:p>
+    <w:p>
+      <w:pPr/>
+      <w:r>
+        <w:rPr>
+          <w:rFonts w:ascii="Microsoft YaHei" w:hAnsi="Microsoft YaHei" w:eastAsia="Microsoft YaHei"/>
+        </w:rPr>
+        <w:t>私人源码当前候选为内置页 v1240、iOS 1.0.356 (356)、原生桥 38；公开网页仍为 v1239。首先核对分支、提交和工作区，保护已有现场；不要用公开网页覆盖私人 bundle，也不要把私人 HomeKit、账号或原生桥代码推到网页。</w:t>
+      </w:r>
+    </w:p>
+    <w:p>
+      <w:pPr/>
+      <w:r>
+        <w:rPr>
+          <w:rFonts w:ascii="Microsoft YaHei" w:hAnsi="Microsoft YaHei" w:eastAsia="Microsoft YaHei"/>
+        </w:rPr>
+        <w:t>私人云备份问题优先区分账号小请求与大备份链路。刷新状态成功不能证明 account.backup 上传正常。v1240 使用 begin/chunk/commit/abort 分块文件上传；只有 saved=true 才算成功。每日自动备份只在前台空闲时尝试，首次升级或其他设备更新后需手动确认本机来源。</w:t>
+      </w:r>
+    </w:p>
+    <w:p>
+      <w:pPr/>
+      <w:r>
+        <w:rPr>
+          <w:rFonts w:ascii="Microsoft YaHei" w:hAnsi="Microsoft YaHei" w:eastAsia="Microsoft YaHei"/>
+        </w:rPr>
+        <w:t>继续验收时必须在 Mac 新目录编译并覆盖安装，不先删除旧 App。核对 v1240 / 1.0.356 (356)，再验证大备份、刷新后的时间和大小、跨日一次、失败保留旧云备份及恢复。Windows 1830/1830 不等于 Mac 编译或真实 iPhone 已修复。</w:t>
       </w:r>
     </w:p>
     <w:sectPr>

--- a/docs/maintenance/AI开发项目_新聊天启动说明.docx
+++ b/docs/maintenance/AI开发项目_新聊天启动说明.docx
@@ -6223,6 +6223,51 @@
           <w:rFonts w:ascii="Microsoft YaHei" w:hAnsi="Microsoft YaHei" w:eastAsia="Microsoft YaHei"/>
         </w:rPr>
         <w:t>继续验收时必须在 Mac 新目录编译并覆盖安装，不先删除旧 App。核对 v1240 / 1.0.356 (356)，再验证大备份、刷新后的时间和大小、跨日一次、失败保留旧云备份及恢复。Windows 1830/1830 不等于 Mac 编译或真实 iPhone 已修复。</w:t>
+      </w:r>
+    </w:p>
+    <w:p>
+      <w:r>
+        <w:t xml:space="preserve">2026-10-03 当前追加边界：八项聊天修复仅在.codex-eight-chat-fixes detached worktree，基于main22e245b5 / 网页v1420。</w:t>
+      </w:r>
+    </w:p>
+    <w:p>
+      <w:r>
+        <w:t xml:space="preserve">候选网页v1422 / 私人资源v1423，iOS434与桥42未改；未提交、推送、部署或打包。先读00_新聊天先读_精简交接.txt和本次v1422_八项聊天修复预览.md，并核对实际Git。</w:t>
+      </w:r>
+    </w:p>
+    <w:p>
+      <w:r>
+        <w:t xml:space="preserve">第6项故障版本1420；固定原好友库备用RPC尚未部署，不能声称真机网络故障已解决。截图与测试样本位于.codex-eight-chat-fixes/.codex_tmp/eight-chat。不要覆盖其他dirty工作树、旧包、签名或用户数据。</w:t>
+      </w:r>
+    </w:p>
+    <w:p>
+      <w:r>
+        <w:t xml:space="preserve">2026-10-03 发布阶段追加：用户随后明确授权上线与完整私人打包。网页v1422为双数，私人v1423为单数，原生1.0.435 (435)，桥42；原签名配置不变。</w:t>
+      </w:r>
+    </w:p>
+    <w:p>
+      <w:r>
+        <w:t xml:space="preserve">完整继承v1420线下旁白状态、多角色接话/点名/离场恢复、按日期删记录与共同生活功能，并保留本次八项修复。最后交付v1353/iOS420包逐文件核对无缺失；当前源的历史包提交是祖先。</w:t>
+      </w:r>
+    </w:p>
+    <w:p>
+      <w:r>
+        <w:t xml:space="preserve">主测试2943/2943、relay25/25、线下继承与永久回归513/513通过；两端核心聊天与实际浏览器检查通过。原13项测试失败查明为Windows换行读取误报，仅归一化测试读取，原断言保留。</w:t>
+      </w:r>
+    </w:p>
+    <w:p>
+      <w:r>
+        <w:t xml:space="preserve">现有Cloudflare备用服务已发布Active版本05dd1e47。只按已配置原好友库处理白名单RPC，不跨数据库、不自动重试业务写。具体手机不开VPN效果、真实模型长期多样性、Mac编译与iPhone验收待验证。</w:t>
+      </w:r>
+    </w:p>
+    <w:p>
+      <w:r>
+        <w:t xml:space="preserve">唯一私人交付物为最新私人版本覆盖包_v1423_iOS435.zip；完整Xcode源码、内置网页、依赖、来源提交和SHA256清单一并交付。最终实际提交与包状态看Git和SOURCE_STATE，不以先前预览记录代替。</w:t>
+      </w:r>
+    </w:p>
+    <w:p>
+      <w:r>
+        <w:t xml:space="preserve">最终继承补齐：私人版同步网页已有的文字自动翻译、角色独立模型路线选择与朋友圈图片开关，保留私人原生性能/备份/缓存/后台调度差异。最终主测试2948/2948通过；两端授权正常聊天、保存重开及八项实际浏览器回归通过，私人三处继承UI/状态检查通过。备用服务实际域名健康200、空好友搜索200且空列表、非白名单RPC404，CORS符合网页来源；不等于受影响手机不开VPN已恢复。</w:t>
       </w:r>
     </w:p>
     <w:sectPr>

--- a/docs/maintenance/AI开发项目_新聊天启动说明.docx
+++ b/docs/maintenance/AI开发项目_新聊天启动说明.docx
@@ -6268,6 +6268,16 @@
     <w:p>
       <w:r>
         <w:t xml:space="preserve">最终继承补齐：私人版同步网页已有的文字自动翻译、角色独立模型路线选择与朋友圈图片开关，保留私人原生性能/备份/缓存/后台调度差异。最终主测试2948/2948通过；两端授权正常聊天、保存重开及八项实际浏览器回归通过，私人三处继承UI/状态检查通过。备用服务实际域名健康200、空好友搜索200且空列表、非白名单RPC404，CORS符合网页来源；不等于受影响手机不开VPN已恢复。</w:t>
+      </w:r>
+    </w:p>
+    <w:p>
+      <w:r>
+        <w:t>2026-10-04 私人v1525／iOS437／桥42覆盖包：用户要求每次私人更新交付完整覆盖工程包，不再只同步源码。完整继承v1433包及网页v1522的小鱼旅行六服务、角色原始订单、模拟自主预订、常见酒店品牌、白色弹窗、全屏酒店详情、五类钱包/代付/亲属卡支付、当前备注名、角色粉色余额与灰色支出分离。私人代付成功/拒绝分支由pending改为currentRequest，回归先在旧源码失败再通过；旧资源清单补齐47项当前入口依赖和旅行图片，旧重建脚本拒绝擦写正式私人bundle。保留原Team/Bundle ID/签名/桥42和手机数据，只递增工程及诊断build到437。当前Mac源码包未进行Mac编译、签名或真实iPhone验证。提交后从Git读取工程，包内SOURCE_STATE与哈希、解压逐文件验证，继承旧包文件无缺项。网页代码保持v1522。</w:t>
+      </w:r>
+    </w:p>
+    <w:p>
+      <w:r>
+        <w:t>本轮最终验证：3095/3095主测试通过；私人实际入口5服务×3付款方式共15个创建与原路退款场景通过，页面异常0；网页/私人已有授权状态的正常聊天、自动查手机、状态保存与重开回归通过。HTTP模型回复为模拟；原生仅版本标记递增，桥契约仍42；Mac/Xcode与iPhone未验证。包内逐文件及旧v1433完整继承检查由打包脚本强制执行。</w:t>
       </w:r>
     </w:p>
     <w:sectPr>

--- a/docs/maintenance/AI开发项目_新聊天启动说明.docx
+++ b/docs/maintenance/AI开发项目_新聊天启动说明.docx
@@ -6278,6 +6278,26 @@
     <w:p>
       <w:r>
         <w:t>本轮最终验证：3095/3095主测试通过；私人实际入口5服务×3付款方式共15个创建与原路退款场景通过，页面异常0；网页/私人已有授权状态的正常聊天、自动查手机、状态保存与重开回归通过。HTTP模型回复为模拟；原生仅版本标记递增，桥契约仍42；Mac/Xcode与iPhone未验证。包内逐文件及旧v1433完整继承检查由打包脚本强制执行。</w:t>
+      </w:r>
+    </w:p>
+    <w:p>
+      <w:r>
+        <w:t>2026-10-04 网页v1528／私人源码v1529：电话微信故障证据与挂断重试边界</w:t>
+      </w:r>
+    </w:p>
+    <w:p>
+      <w:r>
+        <w:t>真实记录Load failed、HTTP未取得、正文0，尚不能确定站点/网络/客户端责任。移除apiErrorCN无依据的图片排队、非付款密钥解释。诊断新增原始错误和类型、失败阶段、实际接口origin（无路径参数）、耗时、超时阈值/本地计时器标记、页面可见性、电话/微信、轮次/尝试编号及可用request ID。重复error观察保留首次失败，不合并真正的重试；账号角色隔离、80条上限、脱敏、不上传、不记录请求正文。</w:t>
+      </w:r>
+    </w:p>
+    <w:p>
+      <w:r>
+        <w:t>禁止把通用网络异常确定归因于图片排队、密钥或余额。原始错误与解释分离，计时器超时与一般AbortError分开；每次有限重试前检查原会话，挂断/换会话不能继续请求。改版本时核对shell严格检查、缓存和断言，不全局替换业务数字。</w:t>
+      </w:r>
+    </w:p>
+    <w:p>
+      <w:r>
+        <w:t>后续仅凭自然复现的新诊断定位真实连接原因，不因本轮门禁通过宣布真实站点或iPhone网络已修好。</w:t>
       </w:r>
     </w:p>
     <w:sectPr>

--- a/docs/maintenance/AI开发项目_新聊天启动说明.docx
+++ b/docs/maintenance/AI开发项目_新聊天启动说明.docx
@@ -6298,6 +6298,11 @@
     <w:p>
       <w:r>
         <w:t>后续仅凭自然复现的新诊断定位真实连接原因，不因本轮门禁通过宣布真实站点或iPhone网络已修好。</w:t>
+      </w:r>
+    </w:p>
+    <w:p>
+      <w:r>
+        <w:t>2026-10-04 网页v1530 / 私人源码v1531 信箱改造发布核验：首页、历史搜索黄色高亮、固定黑底读信、微信主题卡片、转发快照、写信和绑定原信回复全部连通。补齐固定黑读信/写信的私人状态栏主题，以及心情信/主动信慢请求的发起账号绑定，导入替换存档时丢弃旧请求结果。全量3111/3111通过，两端历史/转发/回复/账号切换/正常授权聊天实浏览器通过。模型HTTP是测试桩，未验证真实模型和iPhone。私人仅源码同步、不打包。推送和线上部署结果以最终Git及远程字节核验为准。</w:t>
       </w:r>
     </w:p>
     <w:sectPr>

--- a/docs/maintenance/AI开发项目_新聊天启动说明.docx
+++ b/docs/maintenance/AI开发项目_新聊天启动说明.docx
@@ -6303,6 +6303,11 @@
     <w:p>
       <w:r>
         <w:t>2026-10-04 网页v1530 / 私人源码v1531 信箱改造发布核验：首页、历史搜索黄色高亮、固定黑底读信、微信主题卡片、转发快照、写信和绑定原信回复全部连通。补齐固定黑读信/写信的私人状态栏主题，以及心情信/主动信慢请求的发起账号绑定，导入替换存档时丢弃旧请求结果。全量3111/3111通过，两端历史/转发/回复/账号切换/正常授权聊天实浏览器通过。模型HTTP是测试桩，未验证真实模型和iPhone。私人仅源码同步、不打包。推送和线上部署结果以最终Git及远程字节核验为准。</w:t>
+      </w:r>
+    </w:p>
+    <w:p>
+      <w:r>
+        <w:t>2026-10-04 网页v1532 / 私人源码v1533：回复转发SVG箭头、购买通知按购买方显示头像/名字、信箱主页圆形返回按钮和搜索栏右移。仅发布共享源码，不打包；验证结果及部署状态以当前日志和Git/线上核对为准。</w:t>
       </w:r>
     </w:p>
     <w:sectPr>

--- a/docs/maintenance/AI开发项目_新聊天启动说明.docx
+++ b/docs/maintenance/AI开发项目_新聊天启动说明.docx
@@ -6308,6 +6308,26 @@
     <w:p>
       <w:r>
         <w:t>2026-10-04 网页v1532 / 私人源码v1533：回复转发SVG箭头、购买通知按购买方显示头像/名字、信箱主页圆形返回按钮和搜索栏右移。仅发布共享源码，不打包；验证结果及部署状态以当前日志和Git/线上核对为准。</w:t>
+      </w:r>
+    </w:p>
+    <w:p>
+      <w:r>
+        <w:t>四项修复最终核验：3121/3121；双端实际aiReply（仅模型HTTP测试桩）、纯/嵌套桌宠记忆排除、已撤回卡过滤、独立转发/删除、移动文件位置及核心授权聊天通过。历史故障由4ba40416版本的桌宠解析与银行渲染回放复现。scripts/check_four_fixes_v1534.cjs可复跑；七张截图在.codex_tmp/four-fixes。本轮v1534/v1535本地修改，未提交、未推送、未打包；iOS438和桥42未改，上一v1533/iOS438覆盖包不含本轮。</w:t>
+      </w:r>
+    </w:p>
+    <w:p>
+      <w:r>
+        <w:t>授权查手机蓝卡最终检查：网页v1536、私人源码v1537，黑/白微信主题、320/390/430窄屏、真实cSpyGrant动作与spycard消息、角色备注名、模型历史权限文本均通过。授权动作与此前版本逐字核对相同；3121/3121回归通过。截图.codex_tmp/spy-access-card，脚本scripts/check_spy_access_card.cjs。未提交、未推送、未打包；先前四项修复一并保留。</w:t>
+      </w:r>
+    </w:p>
+    <w:p>
+      <w:r>
+        <w:t>紧凑授权蓝卡最终状态：网页v1538 / 私人源码v1539。390px页面实测卡片高度由281px缩至140px；两端、黑白主题、320/390/430宽度与实际授权动作检查通过，全量3121/3121。源码未提交、未推送、未打包，iOS438/桥42未变；当前覆盖包仍v1533/iOS438。截图.codex_tmp/spy-access-card。</w:t>
+      </w:r>
+    </w:p>
+    <w:p>
+      <w:r>
+        <w:t>2026-10-04 发布核验追加：网页v1538 / 私人资源v1539。桌宠控制格式、限定来源的记忆修复、银行撤回卡过滤、独立多选删除及绿色转发、半高蓝色授权卡完成。全量3121/3121通过，两端正常授权聊天及专项浏览器截图通过。提交前发现版本替换误改1024x1536、1536x1024图片尺寸，已恢复原值并重新全测；未改变生图功能。用户已授权本轮网页推送，私人资源同步但不打包；部署结果另行核实。</w:t>
       </w:r>
     </w:p>
     <w:sectPr>

--- a/docs/maintenance/AI开发项目_新聊天启动说明.docx
+++ b/docs/maintenance/AI开发项目_新聊天启动说明.docx
@@ -6328,6 +6328,25 @@
     <w:p>
       <w:r>
         <w:t>2026-10-04 发布核验追加：网页v1538 / 私人资源v1539。桌宠控制格式、限定来源的记忆修复、银行撤回卡过滤、独立多选删除及绿色转发、半高蓝色授权卡完成。全量3121/3121通过，两端正常授权聊天及专项浏览器截图通过。提交前发现版本替换误改1024x1536、1536x1024图片尺寸，已恢复原值并重新全测；未改变生图功能。用户已授权本轮网页推送，私人资源同步但不打包；部署结果另行核实。</w:t>
+      </w:r>
+    </w:p>
+    <w:p>
+      <w:r>
+        <w:t>2026-10-04 用户长期维护规则追加：每次新聊天读取精简交接；每次修复后安全清理，默认禁止新增工作树、副本、临时/备份目录或重复版本文件，优先复用已有文件，必须新增时取得明确同意。不得覆盖独有内容、清理未合并工作或为消除Git状态执行reset/stash/广泛clean。保留必要证据一份，复用现有记录；删除核对内容与边界，工作树用Git正式移除。审批拒绝或用途不明确时如实记录保留原因。网页v1538/121d3be5已推送部署，18个线上文件逐字节核对通过；私人v1539尚未打包。本轮目录/文件堆积源于历次任务未收尾，现已删除20重复包、5缓存、空日志及两个结束工作树，临时整目录删除被审批阻止，继续保留。</w:t>
+      </w:r>
+    </w:p>
+    <w:p>
+      <w:r>
+        <w:t>2026-10-04 本地预览追加：用户要求规则怪谈、惊悚抉择进入游戏大厅，像素少女/电子宠物换到原主屏位置，清理空间、角色锁定、图标美化同步调整；本阶段明确先生成图预览，不替换入口。内置imagegen分别生成两款各黑/粉/灰/蓝8张候选图，使用原assets/app-icons/glass各主题games.webp参考，灰色少女边缘杂线已单独修正；最终对照截图.codex_tmp/game-icons-preview.png，单张图仅保存在Codex生成目录，未写入正式assets。随后用户明确要求彻底删除线条主题：网页/私人app.js已移除选择按钮与配色函数，旧line/无效值回退black，加载、完整备份恢复走normalizeLoadedState，美化包导入也规范化主题；自定义图标和既有游戏存档保留。既有MICO是图标加载失败时的通用fallback及其他界面SVG，不属于可选择线条主题，不删除它。旧HEAD解析实际复现line仍可选，候选双端真实浏览器验证四主题切换、旧存档与美化包迁移通过，正常授权聊天通过，全量3124/3124。初次浏览器检查误进设置总入口，改为appearance实际外观页后通过。源码标记仍是已发布1538/私人1539；本次未提交、未推送、未打包，线上仍是121d3be5。复用当前工作树、已有测试文件及临时目录，日志/截图使用固定路径覆盖，无新工作树或一次性脚本文件。</w:t>
+      </w:r>
+    </w:p>
+    <w:p>
+      <w:r>
+        <w:t>2026-10-04 本地候选网页v1540 / 私人源码v1541（用户授权正式互换，暂不推送）：主屏像素少女/pet独立入口替换原tale/dread位置；旧布局、Dock和参考槽位按键迁移，游戏存档、旧自定义图标记录不删除；游戏大厅前两个改为规则怪谈/惊悚抉择，原玩法保持。图标美化、情侣空间软件授权/时长/查看与名称解析同步，像素少女/电子宠物可分别上传、角色分别锁定和解锁，直接打开函数也校验锁定。四主题复用现有tale/dread资源路径，256px显示资产8张共445962字节，原生成图保留。首次默认美化包只更新两张用户提供的原JPEG为pixelhome/pet，默认包仍仅初次空白存档适用；成功自定义图标后永久跳过自动美化。真实浏览器复现下载中换图标又复位会被套包的竞态，已在下载后再次检查永久标记，两端首次/二次开机、竞态与重开验证全部通过。双端真实上传、实际applyControlTags授权/拒绝未授权/独立锁解锁通过；情侣空间专项67项、最终全量3131/3131及双端正常授权聊天通过。不是实际模型、Mac编译或iPhone真机验证。截图复用.codex_tmp：game-icons-default-home.png、game-icons-custom-editor.png、game-icons-couple-control.png、game-hall-replacement-preview.png。前期自动下载延迟测试误等待load导致超时，改waitUntil commit后复现并修复竞态，失败与成功记录同存theme-browser.log。当前HEAD仍121d3be5，线上仍v1538，已有安装包未更新；不提交、不推送、不打包。没有新增工作树或一次性脚本，清理本轮make_default_beauty_pack编译缓存，保留必要截图与测试记录。 补验：历史像素少女/电子宠物邀请保留兼容，新怪谈/抉择进入专属玩法；四主题正式资源两端加载正常。</w:t>
+        <w:br/>
+        <w:t>2026-10-04 本地追加（暂不推送）：主屏与Dock全部软件图标去掉容器边框和自定义图标深色底缝，按《液态玻璃_磨砂加细高光_做法.md》使用0.8px镂空白色渐变高光，140度明暗变化，亮度1.72/饱和度1.68，描边不模糊且不拦截点击；保留图片本身、品牌/宠物内部黑色轮廓。网页/私人glass-theme.css相同图标规则，保留各自其他样式差异。双端默认美化及黑/粉/灰/蓝5种状态实际浏览器检查全部图标和Dock通过（网页24/私人25个），全量3131/3131通过；iMessage原玻璃规则未改。截图复用现有game-icons-default-home.png及game-icons-{black,pink,gray,blue}-home.png；未创建工作树或一次性脚本，未提交、推送、打包。候选仍v1540/v1541，正式发布前再分配新版本标记。</w:t>
+        <w:br/>
+        <w:t>2026-10-04 用户授权先推送。本轮网页发布v1542，私人共享源码v1543（iOS仍438，未打包）：正式互换主屏/游戏大厅入口，保留存档与历史邀请，像素少女/电子宠物独立图标和管控；两张首次美化原图及自定义图标永久跳过保护；移除线条主题；主屏/Dock镂空白色玻璃细高光。正式版本全部入口与缓存标记已核对，共享资源及8张图标两端逐字节一致；双端正常授权聊天含存档/输出模式/自动查手机/重开通过，无页面错误，全量3132/3132通过。没有Mac/iPhone或真实模型验证；推送与部署结果以Git远端及线上字节核验为准。复用已有工作区/固定日志与截图，没有新增工作树、临时目录、一次性脚本或安装包。</w:t>
       </w:r>
     </w:p>
     <w:sectPr>

--- a/docs/maintenance/AI开发项目_新聊天启动说明.docx
+++ b/docs/maintenance/AI开发项目_新聊天启动说明.docx
@@ -6347,6 +6347,22 @@
         <w:t>2026-10-04 本地追加（暂不推送）：主屏与Dock全部软件图标去掉容器边框和自定义图标深色底缝，按《液态玻璃_磨砂加细高光_做法.md》使用0.8px镂空白色渐变高光，140度明暗变化，亮度1.72/饱和度1.68，描边不模糊且不拦截点击；保留图片本身、品牌/宠物内部黑色轮廓。网页/私人glass-theme.css相同图标规则，保留各自其他样式差异。双端默认美化及黑/粉/灰/蓝5种状态实际浏览器检查全部图标和Dock通过（网页24/私人25个），全量3131/3131通过；iMessage原玻璃规则未改。截图复用现有game-icons-default-home.png及game-icons-{black,pink,gray,blue}-home.png；未创建工作树或一次性脚本，未提交、推送、打包。候选仍v1540/v1541，正式发布前再分配新版本标记。</w:t>
         <w:br/>
         <w:t>2026-10-04 用户授权先推送。本轮网页发布v1542，私人共享源码v1543（iOS仍438，未打包）：正式互换主屏/游戏大厅入口，保留存档与历史邀请，像素少女/电子宠物独立图标和管控；两张首次美化原图及自定义图标永久跳过保护；移除线条主题；主屏/Dock镂空白色玻璃细高光。正式版本全部入口与缓存标记已核对，共享资源及8张图标两端逐字节一致；双端正常授权聊天含存档/输出模式/自动查手机/重开通过，无页面错误，全量3132/3132通过。没有Mac/iPhone或真实模型验证；推送与部署结果以Git远端及线上字节核验为准。复用已有工作区/固定日志与截图，没有新增工作树、临时目录、一次性脚本或安装包。</w:t>
+        <w:br/>
+        <w:t>2026-10-04 推送结果：本轮源码已提交为55575eca1446ddaf12afd708ae35f2b824808075（网页v1542/私人源码v1543），但首次git push origin HEAD:main失败：连接github.com:443超时，约21秒。依发布规则不自动重试，不绕路修改远端；提交保留，可待网络恢复手动推送。没有本提交的Pages部署记录，线上仍未发布本轮版本。剩余16项既有仅行尾差异保留，未reset或广泛清理；未新增工作树、临时目录、一次性脚本，未打包。</w:t>
+        <w:br/>
+        <w:t>2026-10-04 用户明确授权再尝试一次，git push origin HEAD:main成功；远端main为55575eca1446ddaf12afd708ae35f2b824808075。网页v1542 Pages部署37178925685已completed/success，线上入口、app.js、glass-theme.css、SW、热修复、共享运行组件、首次美化包及8张主题图标共19项与提交逐字节一致。私人共享源码v1543已随提交保存，未打包。下方第一次网络失败为历史记录。沿用已有工作区与日志，无新增临时产物，保留既有行尾差异。</w:t>
+        <w:br/>
+        <w:t>2026-10-04 私人覆盖包完成：最新私人版本覆盖包_v1543_iOS438.zip，165445082字节，1731文件，SHA256=3dc04b801762c9c720abb3a635e6bf29e2727baa2401f29b396ba641e464e356。从提交ed8112ee74e1329ac4c6ee6ebee24f35d3778deb打包（55575eca网页发布的运行资源+本地打包脚本/当前Mac指南提交，后者未推送）。私人v1543/iOS1.0.438(438)/桥42；之前v1533覆盖包清单逐项继承，原生与签名内容逐字节保持；包内全部文件解压读取与提交/哈希表核对通过，最新537项永久修复/云备份/私人基础检查通过，发布前全量3132与双端正常授权聊天通过。完整Mac/Xcode源码覆盖包，不是IPA，Mac编译/签名/iPhone仍未验证。复用现有v1533打包脚本文件并更新当前参数，没有新增脚本、工作树或临时目录；解压检查改为内存读取，不创建临时解压副本，必要交付ZIP一份，保留旧唯一交付包及已有其他改动。</w:t>
+      </w:r>
+    </w:p>
+    <w:p>
+      <w:r>
+        <w:t>2026-10-04 本地候选网页v1544 / 私人v1545 / iOS1.0.439 (439)：主屏/Dock白色或黑色图标包边；透明玻璃组件15种内部小块独立颜色及0–100%透明度，按主题保存，包括双人左右头像与文字底块；0%保留图片文字及操作。外观与主屏新增顶部系统区域自由颜色与跟随主题，私人原生桥appearance.statusBar持久化颜色、顶部安全区绘制与文字亮度适配。美化导出和存档恢复保留设置。全量3134/3134通过，双端浏览器0%/重开保存/导出/桥接参数及正常聊天检查通过，无页面错误。未Mac编译和iPhone验收；截图为浏览器页面，不是系统状态栏真机证明。未提交/推送/打包，最后交付仍私人v1543/iOS438覆盖包；HEAD仍ed8112ee，线上v1542/55575eca。复用现有工作树、脚本与固定日志截图，未创建临时目录、工作树或一次性脚本。</w:t>
+      </w:r>
+    </w:p>
+    <w:p>
+      <w:r>
+        <w:t>2026-10-04 用户授权先推送、不打包：网页v1544、私人源码v1545/iOS439完成发布前核验。全量3140/3140及双端实际授权聊天检查通过，新功能已登记永久继承检查。九项共享新函数一致，保留私人CSS原有性能保护差异，不覆盖成网页副本。版本入口、缓存标记对齐；只提交实际内容改动，保留已有行尾差异。系统顶部颜色原生部分未Mac/iPhone验证，覆盖包仍v1543/iOS438；此次不打包。推送及部署结果以追加记录为准。</w:t>
       </w:r>
     </w:p>
     <w:sectPr>

--- a/docs/maintenance/AI开发项目_新聊天启动说明.docx
+++ b/docs/maintenance/AI开发项目_新聊天启动说明.docx
@@ -6363,6 +6363,16 @@
     <w:p>
       <w:r>
         <w:t>2026-10-04 用户授权先推送、不打包：网页v1544、私人源码v1545/iOS439完成发布前核验。全量3140/3140及双端实际授权聊天检查通过，新功能已登记永久继承检查。九项共享新函数一致，保留私人CSS原有性能保护差异，不覆盖成网页副本。版本入口、缓存标记对齐；只提交实际内容改动，保留已有行尾差异。系统顶部颜色原生部分未Mac/iPhone验证，覆盖包仍v1543/iOS438；此次不打包。推送及部署结果以追加记录为准。</w:t>
+      </w:r>
+    </w:p>
+    <w:p>
+      <w:r>
+        <w:t>2026-10-04 发布完成：网页v1544与私人源码v1545/iOS439已提交51f7420f46788906708e519d8071be746348f0d1并推送origin/main；Pages运行37180603754完成success，线上index/小手机入口/app.js/glass-theme.css/sw.js/web-hotfix.js/repair.html七项与提交字节一致。全量3140/3140及双端正常授权聊天通过。此次没有打包，最新私人覆盖包仍v1543/iOS438；系统顶部原生背景待Mac/iPhone确认。复用现有工作区与固定日志，未新增临时文件或目录；保留16个已有行尾差异及本次部署维护记录，不以reset或stash掩盖。</w:t>
+      </w:r>
+    </w:p>
+    <w:p>
+      <w:r>
+        <w:t>2026-10-04 本地修复候选网页v1546/私人v1547（原生iOS439不变）：用户反馈顶部系统颜色选择控件闪退。复现回归旧实现失败，原因statusBarColorSet在每个input事件调用render，移除了仍在操作的颜色输入节点；修复为仅同步背景和控件数值并250ms延迟保存，不重绘设置页。加入圆盘与唱臂联动0–100%透明度，主屏圆盘/封面/右侧唱臂一起变化，不改音乐App样式及播放逻辑；0保留布局和点击。用户追加顶部锁屏小箭头按钮底色与整按钮透明度，保留点击锁屏及布局，颜色自动搭配箭头深浅，透明度覆盖入场动画最终opacity，按主题保存；恢复玻璃组件默认保留独立箭头设置。两端连续input同节点/焦点保留、实际滑块拖至0和50、箭头颜色透明度及点击、重开保存、美化导出、复位通过，pageErrors=0；全量3148/3148及双端正常授权聊天通过。初次CSS检查失败因通用.lockpull选择器触发旧布局保护，改用#lockPull与自定义类只控制用户定制，不改默认。截图复用theme-selection/glass-inner-controls/glass-inner-transparent/glass-inner-colored固定位置；网页/私人内核浏览器证据不等于原生iPhone验收。未提交/推送/打包；线上仍v1544/51f7420f，最新覆盖包仍v1543/iOS438，原生顶部自由颜色待Mac/iPhone确认。复用现有工作树、测试和日志，无新增临时目录或一次性脚本，保护既有维护记录与16项行尾差异。</w:t>
       </w:r>
     </w:p>
     <w:sectPr>

--- a/docs/maintenance/AI开发项目_新聊天启动说明.docx
+++ b/docs/maintenance/AI开发项目_新聊天启动说明.docx
@@ -6373,6 +6373,16 @@
     <w:p>
       <w:r>
         <w:t>2026-10-04 本地修复候选网页v1546/私人v1547（原生iOS439不变）：用户反馈顶部系统颜色选择控件闪退。复现回归旧实现失败，原因statusBarColorSet在每个input事件调用render，移除了仍在操作的颜色输入节点；修复为仅同步背景和控件数值并250ms延迟保存，不重绘设置页。加入圆盘与唱臂联动0–100%透明度，主屏圆盘/封面/右侧唱臂一起变化，不改音乐App样式及播放逻辑；0保留布局和点击。用户追加顶部锁屏小箭头按钮底色与整按钮透明度，保留点击锁屏及布局，颜色自动搭配箭头深浅，透明度覆盖入场动画最终opacity，按主题保存；恢复玻璃组件默认保留独立箭头设置。两端连续input同节点/焦点保留、实际滑块拖至0和50、箭头颜色透明度及点击、重开保存、美化导出、复位通过，pageErrors=0；全量3148/3148及双端正常授权聊天通过。初次CSS检查失败因通用.lockpull选择器触发旧布局保护，改用#lockPull与自定义类只控制用户定制，不改默认。截图复用theme-selection/glass-inner-controls/glass-inner-transparent/glass-inner-colored固定位置；网页/私人内核浏览器证据不等于原生iPhone验收。未提交/推送/打包；线上仍v1544/51f7420f，最新覆盖包仍v1543/iOS438，原生顶部自由颜色待Mac/iPhone确认。复用现有工作树、测试和日志，无新增临时目录或一次性脚本，保护既有维护记录与16项行尾差异。</w:t>
+      </w:r>
+    </w:p>
+    <w:p>
+      <w:r>
+        <w:t>2026-10-04 最新发布：网页v1546、私人源码v1547已提交c8cc2748622f2517602290bd647896b54c15d05c并推送origin/main。Pages运行37181216966完成success；线上index.html、小手机.html、app.js、glass-theme.css、sw.js、web-hotfix.js、repair.html七项与提交字节完全一致。包含顶部系统选色不重绘修复、光盘与唱臂联动透明度、锁屏顶部小箭头独立底色和透明度、组件复位保留箭头设置。全量3148/3148、双端正常授权聊天及浏览器实际拖动/保存/重开/复位通过。此轮未打包；最新私人覆盖包仍v1543/iOS438，源码原生iOS439的顶部颜色需Mac/iPhone验收。继续复用现有工作区、脚本、固定日志与截图，没有新增临时目录或安装包；保留16个既有行尾差异及追加的部署维护记录。</w:t>
+      </w:r>
+    </w:p>
+    <w:p>
+      <w:r>
+        <w:t>2026-10-04 本地候选网页v1548/私人v1549：用户明确唱片外围及唱臂透明，中心梅花图片必须保留；之前把整个.vinyl-record容器设opacity导致中心封面同时消失。已将圆盘纹理/阴影放到独立:before装饰层，透明度只控制该层及右侧唱臂，封面不改图源、不参与此透明度。用户确认系统栏故障发生在添加主屏的网页版本；旧代码apple-mobile-web-app-status-bar-style在standalone下强制black，主题CSS对html/body设置!important覆盖自选色。修复去掉强制black、保留default与原安全布局，明确自选色同步html/body，未改viewport-fit或添加遮挡页面的固定层。参考Apple Supported Meta Tags官方文档，该black参数定义黑底；不把此旧规范说明当作当前iPhone任意背景色已验证。实际旧HEAD浏览器复现中心有效opacity=0、style=black、body仍黑；新双端模拟iPhone主屏模式中心有效opacity=1，装饰和唱臂0/50，meta=default、body蓝色、重开保存通过。全量3154/3154和双端正常授权聊天通过，原有必须black的旧源码断言按新行为更新；中心图截图用测试封面，不是读取用户的梅花图。系统栏真实iPhone变色仍待用户更新后实测。未提交/推送/打包，线上仍v1546/c8cc2748，私人源码原生439未Mac/iPhone验证，最新交付包仍v1543/iOS438。复用原工作树、固定日志和截图，无新增临时目录/一次性脚本，保留历史及既有行尾差异。</w:t>
       </w:r>
     </w:p>
     <w:sectPr>

--- a/docs/maintenance/AI开发项目_新聊天启动说明.docx
+++ b/docs/maintenance/AI开发项目_新聊天启动说明.docx
@@ -6383,6 +6383,64 @@
     <w:p>
       <w:r>
         <w:t>2026-10-04 本地候选网页v1548/私人v1549：用户明确唱片外围及唱臂透明，中心梅花图片必须保留；之前把整个.vinyl-record容器设opacity导致中心封面同时消失。已将圆盘纹理/阴影放到独立:before装饰层，透明度只控制该层及右侧唱臂，封面不改图源、不参与此透明度。用户确认系统栏故障发生在添加主屏的网页版本；旧代码apple-mobile-web-app-status-bar-style在standalone下强制black，主题CSS对html/body设置!important覆盖自选色。修复去掉强制black、保留default与原安全布局，明确自选色同步html/body，未改viewport-fit或添加遮挡页面的固定层。参考Apple Supported Meta Tags官方文档，该black参数定义黑底；不把此旧规范说明当作当前iPhone任意背景色已验证。实际旧HEAD浏览器复现中心有效opacity=0、style=black、body仍黑；新双端模拟iPhone主屏模式中心有效opacity=1，装饰和唱臂0/50，meta=default、body蓝色、重开保存通过。全量3154/3154和双端正常授权聊天通过，原有必须black的旧源码断言按新行为更新；中心图截图用测试封面，不是读取用户的梅花图。系统栏真实iPhone变色仍待用户更新后实测。未提交/推送/打包，线上仍v1546/c8cc2748，私人源码原生439未Mac/iPhone验证，最新交付包仍v1543/iOS438。复用原工作树、固定日志和截图，无新增临时目录/一次性脚本，保留历史及既有行尾差异。</w:t>
+      </w:r>
+    </w:p>
+    <w:p>
+      <w:r>
+        <w:t>2026-10-04 发布完成：网页v1548、私人源码v1549已提交9498a67df083757837065340199cedd053a50e80并推送origin/main。Pages运行37181925091完成success，线上index.html、小手机.html、app.js、glass-theme.css、sw.js、web-hotfix.js、repair.html七项与提交字节一致。唱片透明度仅外围纹理/阴影与唱臂，中心图片保留；添加主屏网页不再强制系统栏black，自选色同步html/body。全量3154/3154、旧版问题复现及双端浏览器回归、正常授权聊天通过。真实iPhone系统栏是否采用自选色仍待实测，未Mac/iPhone验收。此次未打包，最新私人覆盖包仍v1543/iOS438，原生源码439。复用既有工作区与固定检查位置，无新增临时目录/安装包；保留16个原有行尾差异和部署记录，不使用reset/stash强清。</w:t>
+      </w:r>
+    </w:p>
+    <w:p>
+      <w:r>
+        <w:t>2026-10-04 私人v1549/iOS1.0.439(439)/桥42覆盖包已生成：最新私人版本覆盖包_v1549_iOS439.zip；来源beb14a18c8a1f163dd9b6afc2d48c8dc3d8f66bd（9498a67d已部署运行资源加打包脚本/安装指南提交，打包提交未推送）。1731文件、165826710字节，SHA256=bad2885137bed1972d21853c1728b3b755098217a343887fed179250a4b63ca2。全部ZIP文件解压字节、哈希及入口版本核验通过；继承上次v1543清单与全部preserved记录，原生仅已审核顶部自选色和439标记变化，签名/Team/Bundle ID保持。551项永久修复和私人云备份检查通过；同一运行源码此前全量3154及双端正常授权聊天通过。新增图标白黑包边、内部小块透明度、顶部颜色、箭头颜色透明度、唱片外围透明且中心图片保留全部入包。是Mac/Xcode源码覆盖包，不是IPA，未Mac编译/签名/iPhone验收。用户网页反馈“可以了”不替代私人原生真机验收。仅复用既有脚本、日志和工作树，无新增临时目录/源码副本；必要交付ZIP一份，保留旧唯一交付包和原有行尾差异。</w:t>
+      </w:r>
+    </w:p>
+    <w:p>
+      <w:r>
+        <w:t>2026-10-05 本地修复候选网页v1550/私人v1551，未提交、未推送、未打包；HEAD仍beb14a18，线上9498a67d/v1548，上次覆盖包v1549/iOS439保持。用户主屏网页导入美化后短暂灰块/过曝，部分安卓像素少女图片读取超时，苹果一直可打开；另补充仅像素少女返回延迟。图标onerror永久display:none、idb短引用直接进入src触发错误是可复现原因，修复缓存直读及onload恢复显示，导入图标按2张一批预读；高光曝光为移动合成风险推测，图标细0.8px白黑镂空边保留，仅取消其brightness backdrop滤镜，不改图片颜色、其他玻璃/透明度或用户存档。游戏超时清理旧图片请求，自动一次新缓存键重试，SW重试绕过旧缓存读取，保留file原生串行槽；初始素材132文件解码负担与实际手机网络/显存可能相关，不承诺所有安卓故障完全消失。返回旧handler等lastSave磁盘写入，修复先执行save、父页按消息顺序接收进度，再退出，不等磁盘；保存失败仍留页。旧实现晚加载/超时/慢盘三项回归先失败，新两端通过。实际浏览器两端导入无错误、132衣柜文件和小屋完整启动通过；模拟1.5秒磁盘写入返回68/64ms，父页保留wardrobe；一次停滞请求自动恢复。全量3164/3164、正常授权聊天双端通过。首次版本替换误碰私人内嵌素材/第三方数字，继承检查发现后已逐字节恢复，并清理本轮行尾变化；新增optional chaining违背旧安卓解析限制已修正；跨日固定旅行测试改为固定测试时钟，未改旅行业务规则。首次失败结果保留于记录，最新日志为最终通过。复用原工作树、测试/日志/截图固定位置，未新增工作树或临时目录；保护原16个测试行尾差异及已有维护记录。浏览器不是iOS主屏/安卓真机验证，模型HTTP为模拟；手机实际导入曝光及安卓网络仍需更新后验收。</w:t>
+      </w:r>
+    </w:p>
+    <w:p>
+      <w:r>
+        <w:t>2026-10-05 电话故障定向本地修复：用户补充私人App通话页前台发送后立即报网络异常，网页版也有类似现象；历史28–91秒Load failed与即时失败需分开，不认定模型/站子或后台为已确认根因。callChatWithRetry原把HTTP200空字符串当成功，现空正文进入现有同路线最多2次/配置副路线1次的预算，空白也拒绝，挂断停止、401不重试保持；长时间本机计时器超时不因Load failed字样再重试。callFailureText将连接失败、空正文、本机超时分开，后台仅提示观察状态，取消“这句没送出去”的无证据结论。网页与私人app.js定向同步，未改模型、余额、原生桥或重试总上限。新增6项行为回归在修改前失败、修改后通过；专项28通过，实际Edge两端fetch模拟掉线/空正文恢复、连续空正文限次/挂断/401/隐私隔离通过，双端正常授权聊天及查手机/保存恢复通过，全量3170/3170。测试上游均为受控模拟，不是用户接口或iPhone实测。未提交、未推送、未打包；当前HEAD beb14a18，工作区同时有另一项美化/像素少女1550/1551候选，保留全部既有现场，不将其混入电话发布。下一步用户自然即时失败后立即复制完整请求故障诊断、保留版本/耗时/原始错误/阶段，补当时前后台与入口；不要反复收费测试或提供密钥。复用现有测试、浏览器脚本和call-evidence-full.log，无新增临时目录或副本。</w:t>
+      </w:r>
+    </w:p>
+    <w:p>
+      <w:pPr>
+        <w:pStyle w:val="Heading2"/>
+      </w:pPr>
+      <w:r>
+        <w:t>2026-10-05 真人好友发送结果与只读核对（未发布）</w:t>
+      </w:r>
+    </w:p>
+    <w:p>
+      <w:r>
+        <w:t>2026-10-05 真人好友发送结果定向修复，本地网页v1552/私人v1553，未提交、未推送、未打包；HEAD仍beb14a18，线上9498a67d/v1548与已交付私人v1549/iOS439保持。用户报告浏览器偶发连接提示、重发可成功，另有人提示异常但接收方已收到；用户随后提供私人App“发送结果尚未确认”截图，不能判定仅网页版或服务器已宕机。只读实网探测：正常Edge主/备用均200约3.2/3.3秒；Python脚本备用403/Cloudflare1010，浏览器成功，不能以脚本客户端特征拦截推断用户被拦。</w:t>
+      </w:r>
+    </w:p>
+    <w:p>
+      <w:r>
+        <w:t>确认客户端缺口：通用探测误用“消息尚未提交”；写请求丢失/空白/无有效ID响应后缺少定向核对；按相同正文及2分钟窗口匹配会混淆连续相同消息；发送成功后的本机错误仍可能误退款；fetchT收到响应头即清计时器，pfRpc读取正文没有独立上限。修复消息独立_clientSendId放入兼容现有PF正文，旧客户端仍正常显示类型/文字；单聊/群聊、图片/语音、支付/隐藏控制均保留原类型及样式，最终60000字符上限校验。只读phone_friend_sync按发送者/目标/唯一标识核对，绝不自动重发写请求或因结果未知退款；服务器确认后清本地占位，晚到记录标识匹配不受旧2分钟限制，旧未标识消息保留兼容。消息下方分别显示发送中/结果待确认/尚未发送，独立于已读开关；确认成功后本机保存错误仅提示刷新，不退款。群红包领取未知时保留pending领取，不误说未抢到、清记录后再抓。资料等非消息写请求使用“操作结果未确认”，与消息状态分离。</w:t>
+      </w:r>
+    </w:p>
+    <w:p>
+      <w:r>
+        <w:t>只读主/备用连接探测各5秒放宽至最多8秒（调用较短预算仍遵守）；403可进入备用，401/404保留明确授权/开通错误；写提交仍单次、不改数据库或Cloudflare配置。正文读取加有界计时器，HTTP200无有效消息ID也视为结果未知并核对。小手机好友页新增连接诊断，最多24条fn/阶段/主备用入口标签/状态/耗时/错误类型，不采集正文、好友ID、密钥或完整请求响应。</w:t>
+      </w:r>
+    </w:p>
+    <w:p>
+      <w:r>
+        <w:t>回归先在旧实现复现单聊/群聊丢失响应、重复正文、通用误提示、慢探测及正文等待等失败；旧正文等待用例会挂住，停掉本轮测试进程后给测试本身加外部100ms界限，生产读取有独立超时。第一轮私人夹具漏_payloadCache导致假失败，补齐真实缓存依赖；初始状态重复保存影响故障注入位置，改为初始状态随原save一次保存；第一次版本检查漏v=查询及转义断言，精确补齐标记，未替换素材或第三方数据。全量3204/3204、双端正常授权聊天/查手机/权限与存档恢复通过；实际Edge正式双端页面模拟已收消息但响应断连，两条相同文字各保留一条确认消息，未知状态可见，写3次只读核对3次、无自动写重试、诊断无正文、pageErrors=0。网络和上游错误为受控模拟，不是实际用户当时服务器或iPhone/Android真机证明，底层网络故障仍可能发生。保留美化/像素少女与其他聊天电话修复现场，按功能定向同步私人，不整份覆盖；版本/入口/缓存门禁通过。</w:t>
+      </w:r>
+    </w:p>
+    <w:p>
+      <w:r>
+        <w:t>复用原工作树、已有测试/维护文档与eight-unit/eight-browser/theme-chat日志。未建分支、工作树、源码副本或备份目录；本轮两份中间检查输出将摘要归入固定日志后删除，不清理旧唯一包、原行尾差异或其他聊天文件。</w:t>
+      </w:r>
+    </w:p>
+    <w:p>
+      <w:r>
+        <w:t>2026-10-05 联合发布范围：用户授权“先推送带上其他工作区的改动”。网页 v1552，私人内置源码 v1553，iOS439/bridge42保持。本次包含美化包图片显示、像素少女素材加载与返回、真人好友发送确认及另一聊天已完成的电话空正文/超时/错误提示修复。已核对其他注册工作树，旧真实外卖、公版审核、小家和硬件独立候选保留现场，不混入发布。全仓3204/3204、双入口授权正常聊天、好友受控故障恢复、电话浏览器检查通过；用户实际网络、手机和Mac编译未验证。本次只推送网页，不打包。</w:t>
       </w:r>
     </w:p>
     <w:sectPr>

--- a/docs/maintenance/AI开发项目_新聊天启动说明.docx
+++ b/docs/maintenance/AI开发项目_新聊天启动说明.docx
@@ -6441,6 +6441,21 @@
     <w:p>
       <w:r>
         <w:t>2026-10-05 联合发布范围：用户授权“先推送带上其他工作区的改动”。网页 v1552，私人内置源码 v1553，iOS439/bridge42保持。本次包含美化包图片显示、像素少女素材加载与返回、真人好友发送确认及另一聊天已完成的电话空正文/超时/错误提示修复。已核对其他注册工作树，旧真实外卖、公版审核、小家和硬件独立候选保留现场，不混入发布。全仓3204/3204、双入口授权正常聊天、好友受控故障恢复、电话浏览器检查通过；用户实际网络、手机和Mac编译未验证。本次只推送网页，不打包。</w:t>
+      </w:r>
+    </w:p>
+    <w:p>
+      <w:r>
+        <w:t>2026-10-05 本地预览：角色微信首次密码验证成功后保存绑定状态，角色切换页展示已绑定/未绑定、切换/登录/解绑。解绑只撤销快速登录，不删除好友聊天、角色手机数据；下一次重新输入账号密码。绑定仅存verifiedAt，不存密码，按用户账号和角色ID隔离，主号限定与删除/拉黑检查保留；验证码找回仍沿原路径，本次不自动建立密码绑定。原hisStartSession随机被发现/退出记录规则不变。网页/私人定向函数同步，未推送、未打包，线上仍v1552/225dea2b。自动3206/3206、正常授权聊天双端、角色好友回复回归通过；实际Edge预览解绑后进入密码页通过；尚未真实iPhone验证。复用8774预览、原测试和脚本，新增用户请求的截图.codex_tmp/role-wechat-switch.png，演示数据保留在iframe内存，不保存正式账号。既有脏测试行尾保持，没有reset/stash/广泛清理。</w:t>
+      </w:r>
+    </w:p>
+    <w:p>
+      <w:r>
+        <w:t>2026-10-05 本地候选：按用户纠正，角色快捷登录放在现有微信“切换账号”整页的角色列表内，未绑定显示登录，密码验证成功后显示切换及解绑。解绑撤销该账号下该角色的快捷授权，不删聊天。彻底移除日常事件簿的手机入口、网页/私人加载、独立组件、模型提示和专用同步脚本；保留独立小事簿、正常记忆和聊天，旧事件标签只做隐藏兼容，旧备份数据不做破坏性清理。已通过 tests/*.test.mjs 共3203/3203及网页/私人真实入口授权聊天回归（模拟HTTP，真实上下文与送达）；未Mac编译或真机验证，本轮未提交、推送、打包。</w:t>
+      </w:r>
+    </w:p>
+    <w:p>
+      <w:r>
+        <w:t>2026-10-05 用户授权本轮网页推送：发布候选网页v1554、私人共享源码v1555；iOS439/桥42不变且未打包。切换账号整页包含密码验证后快捷切换及解绑；移除日常事件簿的入口、独立组件、模型读写和加载清单，保留小事簿、普通记忆与聊天。3203项回归及网页/私人真实入口授权聊天检查通过，浏览器已实点解绑后重新要求密码。发布提交和Pages结果以Git及部署记录为准，Windows检查不代表Mac/iPhone验收。</w:t>
       </w:r>
     </w:p>
     <w:sectPr>

--- a/docs/maintenance/AI开发项目_新聊天启动说明.docx
+++ b/docs/maintenance/AI开发项目_新聊天启动说明.docx
@@ -6456,6 +6456,36 @@
     <w:p>
       <w:r>
         <w:t>2026-10-05 用户授权本轮网页推送：发布候选网页v1554、私人共享源码v1555；iOS439/桥42不变且未打包。切换账号整页包含密码验证后快捷切换及解绑；移除日常事件簿的入口、独立组件、模型读写和加载清单，保留小事簿、普通记忆与聊天。3203项回归及网页/私人真实入口授权聊天检查通过，浏览器已实点解绑后重新要求密码。发布提交和Pages结果以Git及部署记录为准，Windows检查不代表Mac/iPhone验收。</w:t>
+      </w:r>
+    </w:p>
+    <w:p>
+      <w:r>
+        <w:t>2026-10-05 本地查角色手机桌面装修（用户要求先截图预览，未提交/推送/打包）：spyHome采用独立封面、重叠圆形头像、可编辑显示名及手动刷新时同请求生成的messageToYou（角色今天想对用户说的话），普通打开不增加模型请求。角色地区沿用既有手机模拟location，不宣称真实GPS；c._spyAppearance独立保存封面/头像/壁纸/显示名，图片压缩并走已有图片持久化，S.spy刷新或重置不覆盖外观。设置保留原密码/手机号逻辑并新增壁纸更换/恢复及外观操作，原重置存档入口迁到设置，仍需确认。15个原应用全部保留，12+3两页，CSS scroll-snap与局部圆点更新不重建页面，返回/重绘恢复分页。glass-theme.css仅新增spy作用域，按既定iMessage磨砂实体与0.8px遮罩高光环分层，无整块白雾，不修改原短信气泡。root/private窄范围函数与样式同步。3207/3207回归、双入口授权正常聊天（HTTP模拟）通过，实际浏览器分页/设置/名字编辑已检查。图片与名称演示夹具只在内存，不修改用户存档。并行聊天更新共享候选v1556/1557，本轮补齐相应测试版本断言与私人repair链接标记，未改iOS439/桥42。Mac/iPhone触控与材质未验证。</w:t>
+      </w:r>
+    </w:p>
+    <w:p>
+      <w:r>
+        <w:t>角色手机桌面修正（2026-10-05，仅本地预览）：第一页上方8个应用，第二页3个应用；原序第9至12个应用位于独立磨砂底栏，两页共用。15个应用入口保留。预览壁纸原为330×192旅游缩略图，改用现有941×1672竖图assets/pet-room-v1.webp；正式封面/壁纸上传复用compressChatBackground，优先2600/.93，超过300万字符时按既有2200/.88、1800/.84处理，头像512/.9。已保存低清图片须重新选择原图。专项10/10通过；实际网页及私人HTML正常授权聊天回归通过，pageErrors=0；浏览器确认8+4布局、第二页设置入口。全量3208项中3161通过、47失败，运行时共享工作区版本已由其他工作推进到1560，旧版1556/1557断言尚未同步；不可写为全量通过。未提交、未推送、未打包，无Mac/真机验证。截图复用.codex_tmp/spy-access-card/desktop.jpg；预览改至http://localhost:8777/theme-real-preview.html?page=spy-home，替换本任务原8776服务以避免旧缓存，未停止其他服务。</w:t>
+      </w:r>
+    </w:p>
+    <w:p>
+      <w:r>
+        <w:t>角色手机外观微调（2026-10-05，仅本地）：按用户反馈去掉中间圆形头像容器底色、外圈及阴影，头像和更换入口保留；底部应用框及四个图标减淡底色和阴影，降低重复磨砂叠加形成的灰感。只改网页/私人glass-theme.css对应规则，规则一致；浏览器计算样式确认头像两层background为透明、box-shadow为none，第二页scroll页码为1。第一页8个、第二页3个，底栏4个不变。截图desktop.jpg及desktop-page2.jpg位于.codex_tmp/spy-access-card；预览http://localhost:8778/theme-real-preview.html?page=spy-home替换本任务8777服务。此轮未修改业务逻辑，未新增测试、提交、推送或打包；无Mac/真机验证。</w:t>
+      </w:r>
+    </w:p>
+    <w:p>
+      <w:r>
+        <w:t>角色手机头像圈与重置入口修正（2026-10-05，本地预览）：恢复头像1px细白圆圈，头像框固定92×92，内部透明无底色；重置存档从角色手机设置移至第二页应用区下方，复用原spyReset及确认步骤。原函数仍仅删除当前角色S.spy[id]，不动聊天/记忆/角色外观。专项10/10通过，浏览器确认圆圈尺寸与透明底色；点击重置展示确认，取消后原内容仍在，未执行真实重置。网页/私人对应改动同步，截图复用desktop.jpg、desktop-page2.jpg；当前本任务预览http://localhost:8779/theme-real-preview.html?page=spy-home（替换8778本任务服务避开旧缓存）。未提交、推送、打包，无Mac/真机验证；上轮共享工作区版本断言阻塞仍不得称全量通过。</w:t>
+      </w:r>
+    </w:p>
+    <w:p>
+      <w:r>
+        <w:t xml:space="preserve">2026-10-05 发布候选网页v1566 / 私人共享源码v1567：用户授权统一推送。角色微信复用首页、通讯录、发现、我、朋友圈、服务/钱包/收藏/相册与聊天外观；图片/表情/付款给玩家自己共用真实聊天记录，角色钱包和查手机同源，领取/退还幂等，独立付款账本保留删卡后的待领取金额。仅隐藏气泡下“你冒充发的”可见字样，内部_forged身份及普通/无痕退出发现逻辑保留，提示含媒体类型和金额。另一个聊天已完成的角色手机桌面8+3应用与4个固定底栏、独立封面/头像/壁纸/名字、细白头像圈、第二页重置入口一并带上。版本旧断言同步为最终候选，业务断言保留。旧工作区候选和公版工程未整份迁移，永久继承门禁核对先前交付修复。实际提交/推送/Pages以Git与部署证据为准；iOS439/桥42不变，未打包，未Mac或真机验收。</w:t>
+      </w:r>
+    </w:p>
+    <w:p>
+      <w:r>
+        <w:t xml:space="preserve">2026-10-05 v1566/v1567 最终发布核验：3219/3219完整Node回归通过，0失败；网页/私人实际入口授权聊天矩阵、自动检查、持久化回归通过，pageErrors=0。实际Edge双入口验证隐藏可见冒充字样但保留真实模型上下文中的代操作类型/金额；角色转账/红包扣角色余额，玩家领取幂等、图片文件上传进入玩家共用聊天；并行角色手机15个应用保留。六项初次完整门禁失败定位为旧repair版本/旧Mac指南及渲染入口形状断言；对齐修复页与指南，付款过期检查放在既有渲染计时入口之后，保持原性能入口与所有业务断言；重跑全量通过。未Mac/Xcode、真实模型或iPhone验证，未打包。</w:t>
       </w:r>
     </w:p>
     <w:sectPr>

--- a/docs/maintenance/AI开发项目_新聊天启动说明.docx
+++ b/docs/maintenance/AI开发项目_新聊天启动说明.docx
@@ -6486,6 +6486,16 @@
     <w:p>
       <w:r>
         <w:t xml:space="preserve">2026-10-05 v1566/v1567 最终发布核验：3219/3219完整Node回归通过，0失败；网页/私人实际入口授权聊天矩阵、自动检查、持久化回归通过，pageErrors=0。实际Edge双入口验证隐藏可见冒充字样但保留真实模型上下文中的代操作类型/金额；角色转账/红包扣角色余额，玩家领取幂等、图片文件上传进入玩家共用聊天；并行角色手机15个应用保留。六项初次完整门禁失败定位为旧repair版本/旧Mac指南及渲染入口形状断言；对齐修复页与指南，付款过期检查放在既有渲染计时入口之后，保持原性能入口与所有业务断言；重跑全量通过。未Mac/Xcode、真实模型或iPhone验证，未打包。</w:t>
+      </w:r>
+    </w:p>
+    <w:p>
+      <w:r>
+        <w:t>角色手机显示名字原地编辑（2026-10-05，本地未提交未推送）：用户要求取消改名弹窗。spyAppearanceName替换卡片名字按钮为透明内联input，按Enter/完成或失焦保存；Escape取消，空白输入恢复原名字，不重复保存相同值。设置内“修改显示名字”返回卡片后进入同一编辑入口。仅保存当前角色_spyAppearance.name，不改角色资料名或其他角色。网页/私人对应函数一致。地址图标第一行对齐修正同在此候选。专项11/11、全量3220/3220通过；真实网页/私人HTML正常授权聊天HTTP模拟回归通过，pageErrors=0。浏览器验证原地输入无弹窗，Enter及点击其他区域均更新卡片/顶部标题。预览8781替换本任务8780服务；编辑截图复用.codex_tmp/spy-access-card/desktop.jpg。没有Mac/真机或正式重启存储验证。README记录完成，既有3份DOCX XML解析异常不在本轮修复范围，未覆盖异常文档。</w:t>
+      </w:r>
+    </w:p>
+    <w:p>
+      <w:r>
+        <w:t>2026-10-05 用户授权发布：网页v1568/私人共享源码v1569，iOS439/桥42不变，不打包。范围为角色手机多行地址定位图标对齐第一行、显示名字在卡片内直接编辑并通过完成/失焦保存，空白恢复、Escape取消；沿用角色独立外观，不改聊天/记忆或原角色资料名。3222/3222全量测试通过，网页/私人正式HTML授权正常聊天HTTP模拟检查通过，pageErrors=0；浏览器实际改名完成及失焦保存通过。原线上v1566和基线030ca9ca逐字节核对一致，远端0/0；正式推送与部署以Git/线上记录为准。只stage明确拥有的功能文件、版本入口及版本测试，不包含既有14份仅行尾现场；既有3份不可解析DOCX保留未覆盖，记录写入README及可读取的启动说明。私人CSS既有性能保护不同，保留原差异，仅核对角色手机区域一致。未Mac/真机验收。</w:t>
       </w:r>
     </w:p>
     <w:sectPr>

--- a/docs/maintenance/AI开发项目_新聊天启动说明.docx
+++ b/docs/maintenance/AI开发项目_新聊天启动说明.docx
@@ -6496,6 +6496,26 @@
     <w:p>
       <w:r>
         <w:t>2026-10-05 用户授权发布：网页v1568/私人共享源码v1569，iOS439/桥42不变，不打包。范围为角色手机多行地址定位图标对齐第一行、显示名字在卡片内直接编辑并通过完成/失焦保存，空白恢复、Escape取消；沿用角色独立外观，不改聊天/记忆或原角色资料名。3222/3222全量测试通过，网页/私人正式HTML授权正常聊天HTTP模拟检查通过，pageErrors=0；浏览器实际改名完成及失焦保存通过。原线上v1566和基线030ca9ca逐字节核对一致，远端0/0；正式推送与部署以Git/线上记录为准。只stage明确拥有的功能文件、版本入口及版本测试，不包含既有14份仅行尾现场；既有3份不可解析DOCX保留未覆盖，记录写入README及可读取的启动说明。私人CSS既有性能保护不同，保留原差异，仅核对角色手机区域一致。未Mac/真机验收。</w:t>
+      </w:r>
+    </w:p>
+    <w:p>
+      <w:r>
+        <w:t>查角色手机密码拨号盘液态磨砂预览（2026-10-05，本地未提交/未推送）：spyLockScreen复用.spy-desktop/.spy-glass，数字、取消、删除共12个按键采用更实的rgba(65,92,110,.62)磨砂实体与0.8px遮罩高光环，圆形头像沿用原IDB恢复并优先角色自定义头像。新增当前角色_spyAppearance.lockWallpaper，设置内独立更换/恢复，使用既有compressChatBackground清晰度与容量退让，不覆盖桌面wallpaper、cover、avatar及其他角色；默认单独渐变背景，不偷改桌面背景。spyPin/spyPinDel密码验证、三次错误一分钟锁定、角色察觉及原取消入口保留。专项20/20、全量3224/3224通过，网页/私人真实HTML正常授权聊天HTTP模拟回归pageErrors=0。浏览器实际数字1234解锁成功、选择背景文件、恢复默认入口检查通过。截图复用.codex_tmp/spy-access-card/desktop.jpg（拨号盘）及desktop-page2.jpg（设置区域）；预览http://localhost:8782/theme-real-preview.html?page=spy-lock替换本任务8781服务，测试密码1234仅内存演示。未正式存档重启、Mac/Xcode或真机验证。按用户要求先预览，未版本发布、打包或推送；现有三份不可解析DOCX未覆盖，记录写入README及可读取的启动说明。</w:t>
+      </w:r>
+    </w:p>
+    <w:p>
+      <w:r>
+        <w:t xml:space="preserve">2026-10-05 本地角色微信气泡同步修复（网页候选v1570 / 私人源码v1571，未提交、未推送、未打包）：hisChatMessageHTML此前把bubbleSingleHTML样式传null，登录角色微信一直使用默认气泡。现复用bubbleLook/bubbleIconFor/bubbleAvatarClass及bubbleCfg现有角色设置，按作者归属取样式：登录角色发送在右侧仍用them设置，玩家或对方在左侧用me设置；角色独立设置优先，无角色设置沿用现有全局回退，恢复默认立即跟随。只改变文字/现有文字显示的气泡外观与配置内头像形状，不改媒体/付款独立卡片、聊天/代发标记/模型请求/钱包数据。原设置读写不改，没有复制第二份样式。双端实际Edge验证颜色、指定文字色、圆角、图标、发光、头像圆形、浅深色、动态更新、全局回退与恢复默认通过，正常聊天样式保持，pageErrors=0；9项气泡/角色好友回归通过。其他聊天角色拨号盘/锁屏候选及原14项行尾现场保留，未清理共享资料。Mac/iPhone未验证。</w:t>
+      </w:r>
+    </w:p>
+    <w:p>
+      <w:r>
+        <w:t>2026-10-05 角色密码拨号盘外观二次修正（仅本地预览）：10个数字键去掉固定蓝灰填充，透明本体加blur(18px)/saturate(1.5)/brightness(.82)，保留现有细高光圆环；取消与删除独立为无背景、无边框、无模糊的文字/图标，原点击与锁定规则保留。网页/私人对应片段同步。专项13/13通过；浏览器实际输入、删除与1234解锁通过；正常授权聊天实际网页/私人HTML回归通过，pageErrors=0。全量本次3225项中3207通过、18失败，日志显示发布版本断言仍期待1568，但共享工作区已出现其他任务1570/1571版本候选，未修改其他任务版本或测试以强行通过。截图复用.codex_tmp/spy-access-card/desktop.jpg，预览localhost:8783/theme-real-preview.html?page=spy-lock。未提交、未推送、未打包，无Mac/真机证据。</w:t>
+      </w:r>
+    </w:p>
+    <w:p>
+      <w:r>
+        <w:t xml:space="preserve">2026-10-05 用户授权统一发布网页v1570 / 私人共享源码v1571，iOS439/桥42不变，未打包：角色微信气泡按实际作者同步角色配置，左右换位不换颜色/圆角/装饰/字体/头像形状，独立设置及全局回退、恢复默认即时跟随；角色手机密码拨号盘和独立背景设置、10个透明液态磨砂数字键、无底色取消/删除一并发布，密码校验、删除、锁定与存档隔离保留。既有原地改名、定位图标对齐及全部交付修复继承。3229/3229完整Node回归、网页/私人实际HTML授权聊天HTTP模拟检查通过，pageErrors=0；实际Edge双入口角色气泡、透明材质及正确密码解锁通过。初次全量18项及随后1项失败均为当前版shell/cache版本断言仍保留1568/1569，精确同步身份断言后全量通过，没有移除业务检查。3份维护DOCX此前追加代码错误假设w前缀，实际为ns0，导致段落插入到文档闭合标签中；现恢复原闭合标签并把所有新增段落放到已有正文末尾section之前，逐项核对原文本与全部追加文本不丢失，其余DOCX parts不变。四份XML已解析通过，未宣称Word视觉渲染。以后追加先读实际namespace和body结构并验证XML，禁止仅用rfind固定w前缀。仅提交审核后的内容变化，原14个行尾现场及其它工作树候选保留，必要证据保留，没有可安全丢弃的新临时文件。实际推送/Pages以Git及线上核验为准；未真实模型、Mac或iPhone验收。</w:t>
       </w:r>
     </w:p>
     <w:sectPr>

--- a/docs/maintenance/AI开发项目_新聊天启动说明.docx
+++ b/docs/maintenance/AI开发项目_新聊天启动说明.docx
@@ -6516,6 +6516,91 @@
     <w:p>
       <w:r>
         <w:t xml:space="preserve">2026-10-05 用户授权统一发布网页v1570 / 私人共享源码v1571，iOS439/桥42不变，未打包：角色微信气泡按实际作者同步角色配置，左右换位不换颜色/圆角/装饰/字体/头像形状，独立设置及全局回退、恢复默认即时跟随；角色手机密码拨号盘和独立背景设置、10个透明液态磨砂数字键、无底色取消/删除一并发布，密码校验、删除、锁定与存档隔离保留。既有原地改名、定位图标对齐及全部交付修复继承。3229/3229完整Node回归、网页/私人实际HTML授权聊天HTTP模拟检查通过，pageErrors=0；实际Edge双入口角色气泡、透明材质及正确密码解锁通过。初次全量18项及随后1项失败均为当前版shell/cache版本断言仍保留1568/1569，精确同步身份断言后全量通过，没有移除业务检查。3份维护DOCX此前追加代码错误假设w前缀，实际为ns0，导致段落插入到文档闭合标签中；现恢复原闭合标签并把所有新增段落放到已有正文末尾section之前，逐项核对原文本与全部追加文本不丢失，其余DOCX parts不变。四份XML已解析通过，未宣称Word视觉渲染。以后追加先读实际namespace和body结构并验证XML，禁止仅用rfind固定w前缀。仅提交审核后的内容变化，原14个行尾现场及其它工作树候选保留，必要证据保留，没有可安全丢弃的新临时文件。实际推送/Pages以Git及线上核验为准；未真实模型、Mac或iPhone验收。</w:t>
+      </w:r>
+    </w:p>
+    <w:p>
+      <w:r>
+        <w:t>2026-10-05 朋友圈独立发表页（两边共有，本地候选未提交/推送/打包）：postMoment替换旧底部弹窗为全屏编辑，白/黑主题跟随微信主题，去掉AI帮写；保留原图文照片独立入口，增加相册上传及图片缩略图/移除/继续上传，最多9张，沿用原700/.6压缩方式。momentEditorReady按文字trim、图片或图文描述控制绿色发表；纯空白、处理中、跨账户均禁用。位置手填弹窗保存到动态；提醒谁看存角色ID，先过滤可见范围，再纳入现有角色互动选择；公开/私密/部分可见/排除指定角色均经momentVisibleTo统一判定，旧公开和visible数组兼容，上次分组按账户保存。取消、重复发表、异步上传后取消/换草稿保护，编辑时禁止误触后台。浏览器发现go/后台render会覆盖挂在app内部的编辑页，最终挂载稳定screen容器，保留原渲染和正常聊天，取消恢复交互。双端相关函数和新增CSS一致；专项32/32，全量3233/3233，网页/私人真实HTML授权聊天HTTP模拟回归通过，pageErrors=0；实际网页白黑主题空白/文字/照片、删图、位置、部分可见、提醒、发表与取消验证通过。截图固定在.codex_tmp/eight-chat/moment-compose-{dark,light}-{empty,photo}.jpg；预览复用服务8785，仅内存样本/关闭保存及模型交互，非用户存档或真实模型验证。Mac/iPhone未验证。保留另一聊天的角色微信/查手机未提交改动，版本仍沿用当前1570/1571本地预览标记，若发布须另核对唯一版本及缓存。未清理用户文件、其他服务或历史资料，只替换本任务旧预览服务并复用日志。</w:t>
+      </w:r>
+    </w:p>
+    <w:p>
+      <w:r>
+        <w:t>2026-10-05 朋友圈选人页面改版（两边共有，仅本地未提交/推送/打包）：@从25px缩至21px。momentEditorPeople不再弹窗，改成独立全屏mmPeoplePage；提醒页标题“提醒谁看”，可见范围选人页“选择朋友”，同一头像/圆形勾选/姓名分组列表、搜索、字母索引和底部绿色选择布局，白黑主题同步。复用wxContactInitial；搜索按姓名/备注/微信号，不清空已选，首字母索引只对存在的分组可点。可见范围在底部保留公开/仅自己/部分可见/不给谁看，公开或私密下勾选朋友自动切为部分可见。临时people状态仅在选择按钮确认后写回draft，关闭丢弃本次选择，保存过滤已删除/已屏蔽角色，跨账户禁用；子页使编辑页inert避免误触，退出恢复。动态可见性/上传/发表/模型互动规则保持上一轮实现。专项34/34通过，实际网页白黑选人、搜索保留多选、关闭不保存、字母跳转、选择回填通过，网页/私人真实HTML授权聊天HTTP模拟通过pageErrors=0。整仓3235项中3234通过、1失败：private-intl-webcontent-recovery的toLocaleString计数，定位并行购物spyShopOrderRows新增new Date(o.time).toLocaleString，非本轮选人变更；未替其他任务修改，发布前必须解决并重新核验。截图固定.codex_tmp/eight-chat/moment-{remind,visible}-picker-{dark,light}.jpg，缩小@复用moment-compose-dark-empty.jpg；预览复用localhost:8786/theme-real-preview.html?page=moment-compose，仅内存样本，不代表用户真机/真实模型验证。网页/私人对应函数和CSS同步；保留所有并行文件现场，未删除文件或历史资料，仅替换本任务旧预览服务。</w:t>
+      </w:r>
+    </w:p>
+    <w:p>
+      <w:r>
+        <w:t>2026-10-05 朋友圈提醒发布复核（两边共有，仅本地）：补齐momentRequestRoleReaction上下文，明确当前角色被“提醒谁看”选中，不将提醒误作正文，保留角色自主回应与既有情侣互动。选中姓名回填、搜索保留、关闭丢弃、发布可见性过滤、本地发表通过；专项35/35。提醒对象超出普通三人上限仍处理，情侣与提醒重叠只处理一次，重复ID及屏蔽/删除/不可见对象不重复或越权请求。网页/私人真实HTML授权聊天HTTP模拟pageErrors=0；未调用真实模型，未验证Mac/iPhone。整仓日期格式计数测试仍失败，不能称全部发布检查通过。本轮未提交、推送或打包。选中后截图.codex_tmp/eight-chat/moment-compose-mentioned-dark.jpg。</w:t>
+      </w:r>
+    </w:p>
+    <w:p>
+      <w:r>
+        <w:t>本轮最终补充：并行工作持续变化，最终tests目录整仓为3236项、3232通过、4失败（微信联系人短信/iMessage分流3项及private Intl日期格式1项）；不能沿用此前只有1项失败的数字。朋友圈专项35/35及授权聊天两入口pageErrors=0不变。本轮未修改短信分流或购物日期函数，发布前由对应任务解决后再重跑。</w:t>
+      </w:r>
+    </w:p>
+    <w:p>
+      <w:r>
+        <w:t>2026-10-05 独立相册界面稿与旧AI账户移除（两边共有，本地未提交/推送/打包）：用户明确选择连同内置语音/字幕服务一起移除，仅保留外置接口。删除根/私人ai-account.js加载模块，新增photo-album.js，首页入口改相册，homeGameEntriesMigrate迁移旧aiaccount布局/底栏键并保留旧路由到相册的兼容；不清用户照片、聊天、授权或历史付费数据。移除AI身份同步调用、内置生成请求和默认后台配置，ttsRelayOn/sttRelayOn返回false使旧存档relay旗标无效；外置TTS转发仍保留，这个转发调用用户自己配置的平台，不是旧点数服务。手动导入字幕及正常外置接口保留。主页面黑底白字，精选集只保留回忆/相簿/人物与宠物/精选照片/共享相簿/最近的日子/旅程，图库三列；圆形按钮/底部切换栏复用遮罩细高光+磨砂，右上头像实时读S.me.avatar。分类/搜索/选择只有界面预览提示，无扫描/上传/识别/AI生成。图库正式无数据时0项/空态，预览15项为本地旅行样例非用户图库。专项30/30，双端正常授权聊天HTTP模拟pageErrors=0，浏览器两页切换及截图通过；未验证真实外置服务、Mac或iPhone。最终tests整仓3222项3191通过31失败，主要是仍读取已删除ai-account.js或要求旧内置/点数行为的历史断言，另有缓存/已提交私人manifest等需按新入口调整；禁止把这31项直接无条件跳过，必须保留其中外置/授权/缓存有效检查逐项迁移，移除模块纯历史检查应明确退役记录；这项发布检查尚未完成，不能宣称版本可发布。复用tests/ai-relay-project-key.test.mjs为旧开关不发请求/相册断言，tts-test-isolation保留外置6项并删除明确退役内置测试。固定预览127.0.0.1:8787/theme-real-preview.html?page=album，截图.codex_tmp/eight-chat/photo-album-{collections,library}.jpg；旧源码/后台历史/安装包保留Git和现有历史资料，未部署删除云数据。维护经验：移除模块前检查许可恢复、字幕、语音及SW有效资源验签，不把旧relay配置落成对外置接口的拦截。</w:t>
+      </w:r>
+    </w:p>
+    <w:p>
+      <w:r>
+        <w:t>2026-10-05 相册照片查看页（网页/私人共有，仅本地）：photo-album.js图库逐张点击进入黑底完整大图页，玻璃返回/日期时间/更多与底部操作栏、可横滑缩略图及选中放大样式。大图Pointer拖动左右切换与键盘左右键，首尾不越界、取消/竖向手势不误切、旧页面定时器不会改新页面；切换仅更新查看页DOM，不重绘应用，最多3张大图和41张缩略图，大相册通过前后窗口入口浏览。读取takenAt/capturedAt，ISO保留拍摄钟面时区，缺失/无效/仅日期元数据均显示拍摄时间未知，不使用上传时间；EXIF导入与图库上传仍未实现。其他功能按钮仅预览提示。15项专项通过（含网页/私人1000张记录的DOM上限与滑动边界行为）；浏览器15张缩略图逐张切换、鼠标拖动5→6、横滚scrollLeft 0→76、未知时间及返回图库通过，控制台错误0。截图.codex_tmp/eight-chat/photo-album-viewer.jpg，localhost:8787/theme-real-preview.html?page=album；预览图片/日期为隔离内存样例，不改用户存档。未验证触摸真机/iPhone流畅度、Mac编译或整仓发布门禁，之前AI移除的整仓失败仍需迁移验证；不提交、推送或打包。复用当前预览/测试/维护位置，只增加用户要求的查看页截图，无新增临时副本或清理用户文件。</w:t>
+      </w:r>
+    </w:p>
+    <w:p>
+      <w:r>
+        <w:t>2026-10-05 精选集分类展开与本机分类上传（网页/私人共有，本地未提交/推送/打包）：photoAlbumToggle/Section为七个分类提供蓝色玻璃箭头展开收起、原生横向滚动。回忆240px圆角大卡片显示地区和拍摄日期，去除播放键；人物与宠物/精选照片108px方块不叠日期，其余分类146px日期卡片。photoAlbumOpen可传分类，只查看该分类照片，关闭返回原精选集而非强制图库。分类上传表单选择分类、标题、地区、拍摄日期时间和多张图片；photoAlbumUploadSave逐张将原File及独立360px缩略Blob写入__album_photo_*本机IDB，S.photoAlbum仅保存album:引用与元数据，不嵌入原图/全局图片缓存；账号归属隔离，写入或核心保存失败回滚本轮新数据。photoAlbumHydrateSoon通过IntersectionObserver按可见区域读取Blob、卸载离屏src并撤销ObjectURL，返回后按需重读；退出页面释放URL。启动时body为空造成MutationObserver.observe错误，已改DOMContentLoaded后初始化，并补回归。专项22/22通过，包含原图字节、存储失败回滚、离屏释放重新读取、日期/账号及启动顺序。最新浏览器测试本机上传→分类回忆→分类4/4大图、本地原图960x640、13:42日期、返回原分类通过；卡片横滚scrollLeft到270.4，七分类样式及展开收起验证，修复重载后新增控制台错误0。未验证iPhone触摸流畅度/Mac编译；预览保存为隔离测试，不能当正式冷重启持久化证据。当前上传仅本机；发布前必须将新Blob引用接入导出/导入/云备份及清理保护检查，尚未完成，不能宣称跨设备迁移可用；共享相簿只是分类，没有联网共享。此前AI账户移除导致的整仓门禁仍需迁移验证。本轮不改app核心/他人并行内容。固定预览album.localhost:8787/theme-real-preview.html?page=album；开发server仅northPreview HTML禁用SW避免旧缓存，正式HTML不改。截图复用固定目录photo-album-memory.jpg、photo-album-collections-square.jpg、photo-album-collections-dates.jpg，演示照片与日期不代表真实拍摄内容。无新源码副本、日志目录或待清理临时备份；必要截图及本轮隔离测试数据保留。</w:t>
+      </w:r>
+    </w:p>
+    <w:p>
+      <w:r>
+        <w:t>2026-10-05 图库选择删除及两种排序（网页/私人共有，仅本地未提交/推送/打包）：photo-album.js新增photoAlbumSelectionToggle/Pick/DeleteSelected与SortToggle/SetSort。选择后右上变叉号，按行对象身份多选，照片右下蓝勾、底部所选数量及玻璃垃圾桶；删除成功退出多选回普通图库，空选择禁用删除。只按当前账号当前相册可见记录删除，先saveNowAsync成功再清理__album_photo_*原图和缩略图；保存失败回滚照片列表及选中状态，不删Blob；仍被其他账号/记录引用的图片不删，外部assets/聊天图片不清理。最近添加按uploadedAt降序、拍摄日期按takenAt/capturedAt降序，未知时间排末、同时间稳定；sortByAccount独立保存偏好，失败恢复。切换排序不改变已选照片，不按变化后的index错误删图；异步排序/删除期间阻止重复操作。图库左侧按钮改两选项磨砂菜单，无筛选/显示选项；分类上传仍在精选集更多入口。新增4项双端行为回归，专项26/26，原查看/分类/上传/玻璃检查保持通过，syntax/diff检查通过（并行文件行尾警告保留）。浏览器隔离内存演示选中苏州/杭州→切拍摄日期仍选同两张→删除15变13→恢复选择按钮和普通底栏；不删除用户真实照片。预览旧origin缓存HTML导致旧按钮，开发server仅northPreview给album/css开发资源键，复用8787服务并改gallery.localhost新源后正常；正式缓存/版本入口未改。预览gallery.localhost:8787/theme-real-preview.html?page=album，截图.codex_tmp/eight-chat/photo-album-library-selection.jpg与photo-album-library-sort.jpg。未做Mac/iPhone及整仓发布门禁；前轮Blob导出/导入/云备份/清理保护和AI退役整仓测试迁移仍未完成，不能声称相册可发布。没有新工作树、备份或版本包；保留并行未提交现场。</w:t>
+      </w:r>
+    </w:p>
+    <w:p>
+      <w:r>
+        <w:t>2026-10-05 相册多图分享，本地候选，未提交/推送/打包：独立磨砂分享页支持蓝勾选图、圆形联系人头像和名字、多选角色/真人好友/群聊，选择联系人后叉号变发送。角色按当前账号过滤，全局角色群仅主账号可选。复用真人好友/群既有传输与回执；逐图片/联系人记录成功、失败、待确认，成功不重发、未知结果不自动重试。角色消息持久化失败回滚且不调用角色行为/识图；每张照片跨角色和角色群复用一次串行识图。发送聊天图片副本，保留相册原图。app.js 仅补角色群图片显示和事实摘要两处，网页和私人 bundle 最小同步，禁止整文件覆盖不同 app.js。专项34/34通过；真实HTML入口的授权聊天回归在受控HTTP模型下通过，pageErrors=0。完整套件3253项，3222通过、31失败，AI账户/内置服务移除后的旧断言和发布标记仍需修复，不是全测通过。相册Blob备份/导入/云备份保护未完成，发布仍被阻断。浏览器演示2张照片给角色、模拟真人、模拟群各2条，未向真实好友发图；线上真人、Mac和iPhone未验证。截图 .codex_tmp/eight-chat/photo-album-share-empty.jpg、photo-album-share-selected.jpg；预览 http://photoshare.localhost:8787/theme-real-preview.html?page=album。保留其它聊天未提交改动和用户数据。</w:t>
+      </w:r>
+    </w:p>
+    <w:p>
+      <w:r>
+        <w:t>2026-10-05 相册统一搜索，本地候选未提交/推送/打包：图库/精选集放大镜共用独立搜索页；支持中文数字月份、年月日、YYYY-MM-DD/年-月、年份+地区/标题/分类、今年/去年/前年、春夏秋冬季（3-5/6-8/9-11/12-2月）。按记录拍摄日筛选、保留ISO原始拍摄日期，未知日期不使用上传时间替代；纯关键词仍可搜到未知日期照片。每账号最多12条去重最近搜索；清除只清查询词，不删除照片。最近查看/共享记录真实操作，最近编辑无记录时空置，不伪造功能。搜索结果复用图库排序、对象身份选择、删除、分享；索引转换到原始行，避免过滤/排序后错删；照片查看器限定搜索结果并返回搜索页。左下精选集玻璃按钮直接返回精选集且保留展开分类，右侧叉返回进入搜索前页。只改 photo-album.js 与末尾相册CSS，私人bundle同步，未改共享 app.js。专项42/42通过，新增年月日/组合词/原始日期/账号隔离/历史上限和清除/过滤选图删除/真实最近操作检查。浏览器验证2026年旅程2个结果、蓝勾选择、进入共用分享页、排序菜单、左下返回精选集；无真人发送。截图 .codex_tmp/eight-chat/photo-album-search-home.jpg、photo-album-search-results.jpg、photo-album-search-selection.jpg；预览 http://photosearch.localhost:8787/theme-real-preview.html?page=album。本轮未重跑全套或正常聊天门禁（共享聊天核心未改）；上一轮完整套件31失败和相册Blob备份/导入/云备份保护未完成仍为发布阻断。Mac/iPhone/系统键盘未验证；没有伪造系统键盘或录音按钮，输入框使用真实系统键盘。保留用户照片、其它聊天未提交改动、历史源码和安装包。</w:t>
+      </w:r>
+    </w:p>
+    <w:p>
+      <w:r>
+        <w:t>2026-10-05 搜索框微调：删除右侧重复提交放大镜，只保留输入框左侧装饰放大镜。保留真实 type=search / enterkeyhint=search / form submit，手机点输入框使用系统键盘，键盘搜索或桌面Enter提交；未做自绘键盘，真机唤起尚未实测。根目录和私人bundle相册同步；专项42/42通过，未提交推送。</w:t>
+      </w:r>
+    </w:p>
+    <w:p>
+      <w:r>
+        <w:t>2026-10-05 精选集三点分类上传菜单：改为液态磨砂浮层，七行分类+右侧上传，只取参考样式，不加入参考中的布局/全部显示/折叠/重新排序。用户点击分类直接触发原生 file input 图片多选；选好后复用原分类上传页，自动带入指定分类和文件，原图/缩略图/可选标题地区日期保存逻辑不改。取消文件选择不上传，账号切换阻止旧选择器结果写入；菜单外点击关闭，进入图库/搜索收起。仅 photo-album.js、相册末尾CSS及专项测试变动，根/私人bundle相册字节一致，不覆盖差异 app.js。专项44/44通过；浏览器实际文件选择器验证 multiple=true、人物与宠物正确带入、已选择1张演示照片，未保存演示文件、未碰用户照片。截图 .codex_tmp/eight-chat/photo-album-category-upload-menu.jpg；预览 http://photocategories.localhost:8787/theme-real-preview.html?page=album。照片详情的收藏/信息/编辑/单图删除及个人头像设置仍为预览，不能称所有按钮功能完成。未提交/推送/打包，未做Mac/iPhone验证；原完整测试失败和Blob备份发布阻断继续保留。</w:t>
+      </w:r>
+    </w:p>
+    <w:p>
+      <w:r>
+        <w:t>2026-10-05 相册软件图标四主题：使用内置image_gen分别参考 assets/app-icons/glass/{blue,pink,gray,black}/aiaccount.webp，提示保留原主题调色、透明圆角、细白双高光、玻璃材质，仅以叠放照片/山峰太阳替换人头网络图。四张1254x1254 RGBA PNG分别落在同目录 album.png，私人bundle逐文件同字节同步；原aiaccount图不删除。appIconPackAsset仅album分支改指各主题PNG?v=album20261005，用户自定义图优先级不改，不整文件覆盖根/私人app.js差异。四图共约6.10MB源文件，未做有损压缩，单主题仅加载对应图；后续发布可另优化资源大小，不能宣称与旧图逐像素颜色一致，模型重绘高光渐变/中央几何有差异，已告知用户。专项相册+玻璃+主题86/86通过；原全测/Blob备份发布阻断仍在，未做Mac/真机。四图预览 http://photocategories.localhost:8787/theme-real-preview.html?page=album-icons；截图 .codex_tmp/eight-chat/photo-album-theme-icons.jpg。内置生成提示规范：保留各原图配色/玻璃框，中央两张照片山峰太阳，白边，无头脑网络/文字/额外logo/新色，真实透明角。未提交、推送、打包，保留原生成文件和用户其它改动。</w:t>
+      </w:r>
+    </w:p>
+    <w:p>
+      <w:r>
+        <w:t>2026-10-05 相册与当前情侣联动（本地未发布）：移除情侣空间旧共同相册展示，改为管控授权页的相册权限与相册入口；权限默认关闭，绑定当前情侣ID和主账号，角色不能通过远控自行开启照片权限。LOCKABLE、首页启动、直达页面、限时页面映射加入album/相册，迁移旧aiaccount管控键。旧照片以原引用迁入共享相簿，保留旧源码数据，legacyImported防止删除后复活。聊天[存共同相册|一句话]仅当前授权情侣有效，保存到共享相簿并显示提示；上传照片逐张真实识图+角色外置聊天线路生成简短留言，显示头像/名字，失败可重试，撤权/换情侣/换账号/删除照片后迟到结果丢弃。支持[回忆相册|照片ID|留言]，仅已有识图照片生成可点回原照片的聊天卡片。正常网页及私人HTML的受控聊天回归通过，pageErrors=0；相册专项及既有v1008相册契约更新加远控回归共153/153通过；截图均为隔离演示数据和模型桩，不是实际外置模型或真机证明。未提交、未推送、未升版本、未生成安装包。原相册Blob备份/导入/云备份等发布收尾及既有AI退役全套测试失败仍需单独完成，不能冒充已发布。 角色主动存图等待saveNowAsync确认才提示成功，存储失败回滚；网页和私人主聊天各自await异步保存标签消费，不能整文件覆盖两份app.js；最终全套3275项，3244通过、31个既有退役/版本/发布守卫失败。</w:t>
+      </w:r>
+    </w:p>
+    <w:p>
+      <w:r>
+        <w:t>2026-10-05 相册来源与批量角色知情，本地候选未发布：上传记录uploadedBy，角色保存记录savedBy，分享图片消息带_albumShare快照。微信事实摘要与角色群摘要明确相册分类、上传者和保存者，不将保存/上传误认为拍摄。旧记录来源未知时明确未知。角色再次保存现有相册分享图复用原行，不复制照片；删除的相册引用不能悄悄复原。成功识图写入照片元数据，共享WeakMap任务防止留言/分享并发重复识图，失败允许重试；后续分享/留言/回忆复用描述。每批上传逐张留言，完成后一次微信通知；批量删除一次通知，仅数量不继续提供已删除画面。通知绑定权限对象/epoch/角色/账号，排队及模型返回阶段验证，关闭后再打开不会恢复旧事件。回忆只允许正常用户聊天的明确请求或有限可核实主题匹配，一轮一张；非明确请求7日内不重复，后台功能事件不发回忆卡。删除保留已发微信副本和历史聊天，删除相册记录/识图/留言，旧迁移数据保留恢复且有防复活标记。170项相册/远控/普通图片删除/安卓语法回归通过；真实网页和私人HTML入口受控聊天回归通过，pageErrors=0；全套3285项3254通过31个既有失败，仍非全测通过。相册Blob备份/导入/云备份收尾及AI退役历史测试/发布标记仍为发布阻断。网页/私人相册模块字节一致，app.js保留差异仅改相关消费者；未升版本、未提交、未推送、未打包、未做Mac或真机/实际外置模型验证。隔离模型桩预览与截图用于核对界面，不能证明真实角色口吻或真人发送。</w:t>
+      </w:r>
+    </w:p>
+    <w:p>
+      <w:r>
+        <w:t>2026-10-05 角色相册分类与长按换组（本地未发布）：角色保存支持[存共同相册|分类|留言]，允许七个现有分组，复用已有画面描述不新增分类识图请求；旧无分类标签保留兼容，确定的宠物/人像/旅行描述可作保守回退，不明内容仍入共享相簿。照片创建记录categoryBy=role/user；再次保存已有行不改位置，用户手动移动优先，微信来源快照明确“分享时分类”与当前分类区分。图库、精选集分类卡、搜索结果照片支持450ms长按，显示磨砂分组面板和拖动缩略图，目标高亮，松手后持久保存；也可直接点分组或取消。未激活前移动超过10px取消长按，保留正常滑动；多触点/取消/失效账号或记录取消拖动，松手到面板外保留可点选菜单且不继续抢移动事件。photoAlbumMove只改分类元数据，保留原图/缩略图、拍摄时间、缓存识图、留言和上传保存来源；移出旧多分类，保存失败或账号变化回滚，既有情侣授权开启时一次功能事件同步新位置。浏览器鼠标长按/目标蓝色高亮/松手实际移入旅程及总数不变已验证；iPhone触摸手感未验证（当前预览工具不支持触摸输入模拟），真实模型分类准确率未验证。182项相关回归通过，网页和私人HTML普通聊天受控回归通过/pageErrors=0；全套3297项3266通过31个既有失败，发布阻断未消除。网页和私人photo-album.js字节一致，app.js仅保存标签消费者最小同步，维护既有差异。未提交、未推送、未升版本、未打包。预览http://albummove.localhost:8787/theme-real-preview.html?page=album；截图.codex_tmp/eight-chat/photo-album-move-group.jpg。原相册Blob备份/导入/云备份、既有AI退役测试和发布标记收尾仍未完成。</w:t>
+      </w:r>
+    </w:p>
+    <w:p>
+      <w:r>
+        <w:t>2026-10-05 网页发布候选 v1572 / 私人源码 v1573 收尾：相册原图 Blob 在完整快照/文件流备份中导出为标准 DataURL，导入沿用已有图片转换，不修改现场 album 引用；缺少原图明确中止备份。新增测试验证原始字节、元数据和丢图拒绝；四主题相册图标进入离线缓存。AI账户浏览器模块和内置语音/字幕按用户要求退役，历史后端及管理记录保留，相关过时断言改为禁用/缺失检查，未放宽仍有效的外置语音、聊天和永久修复守卫。最近并行聊天已完成的角色微信/通讯录/电话短信/旅行只读页面、数据刷新、朋友圈发布提醒同步纳入当前工作树。旧外卖候选及独立原生/机器人/3D现场保留，不用旧整库覆盖当前代码。整仓3313项全部通过；网页和私人HTML实际授权聊天受控HTTP测试通过，pageErrors=0。私人仅源码同步，iOS1.0.439/build439、原生桥42不变；没有新安装包，没有Mac编译、真机或真实模型验证。发表、权限、角色来源/分类、批量通知/缓存识图/防复活与只读订单沿用当前测试约束；头像设置、单图收藏/编辑/信息等预览按钮不宣称已实现。Git/部署结果以此次提交及线上文件核对为准。</w:t>
       </w:r>
     </w:p>
     <w:sectPr>

--- a/docs/maintenance/AI开发项目_新聊天启动说明.docx
+++ b/docs/maintenance/AI开发项目_新聊天启动说明.docx
@@ -6601,6 +6601,26 @@
     <w:p>
       <w:r>
         <w:t>2026-10-05 网页发布候选 v1572 / 私人源码 v1573 收尾：相册原图 Blob 在完整快照/文件流备份中导出为标准 DataURL，导入沿用已有图片转换，不修改现场 album 引用；缺少原图明确中止备份。新增测试验证原始字节、元数据和丢图拒绝；四主题相册图标进入离线缓存。AI账户浏览器模块和内置语音/字幕按用户要求退役，历史后端及管理记录保留，相关过时断言改为禁用/缺失检查，未放宽仍有效的外置语音、聊天和永久修复守卫。最近并行聊天已完成的角色微信/通讯录/电话短信/旅行只读页面、数据刷新、朋友圈发布提醒同步纳入当前工作树。旧外卖候选及独立原生/机器人/3D现场保留，不用旧整库覆盖当前代码。整仓3313项全部通过；网页和私人HTML实际授权聊天受控HTTP测试通过，pageErrors=0。私人仅源码同步，iOS1.0.439/build439、原生桥42不变；没有新安装包，没有Mac编译、真机或真实模型验证。发表、权限、角色来源/分类、批量通知/缓存识图/防复活与只读订单沿用当前测试约束；头像设置、单图收藏/编辑/信息等预览按钮不宣称已实现。Git/部署结果以此次提交及线上文件核对为准。</w:t>
+      </w:r>
+    </w:p>
+    <w:p>
+      <w:r>
+        <w:t>2026-10-05 相册闪图与照片信息编辑，本地候选（当前线上仍v1572、私人源码发布基线v1573，未提交推送）：分类蓝色箭头仅替换目标分组，不重绘其他照片；album Blob图片HTML直接复用现有对象URL，IntersectionObserver只释放本次真正离开可见区域且没有其他使用节点的地址，保持离屏内存释放。分享选照片/联系人只更新勾选和标题，发送中和逐条状态不重建图片；全部成功后清空分享/查看/搜索/选择状态并返回图库，失败或未知回执保留结果和去重。头像改为无点击行为展示元素。查看页右上三个点原位弹出液态磨砂编辑框，日期与时间须一起填写或一起留空，地点/标题120字；保存更新takenAt、地点、标题、lastEditedAt及metadataBy=user，不修改图片、缓存识图、留言、来源及分类；错误保存回滚，账号和照片存在性检查。完成只更新当前日期和标题地点，不重建大图。测试验证非法日期、保存失败回滚、账号隔离、原图和缓存/来源保留、现有对象URL首屏直接复用，以及分享成功回图库。受控本地浏览器手机尺寸操作编辑保存、分享角色及自动回图库通过；演示图片/联系人/模型桩，未向真实好友发送。截图复用本轮photo-album-metadata.jpg及photo-album-metadata-saved.jpg，预览albumedit.localhost:8787/theme-real-preview.html?page=album。整仓3317通过、网页/私人授权聊天受控检查pageErrors=0；真实iPhone闪动是否彻底消失仍未实测。网页和私人相册模块相同，保留两侧CSS原有差异；无新工作树/包/脚本，只有用户要求的两张截图和既有测试记录。</w:t>
+      </w:r>
+    </w:p>
+    <w:p>
+      <w:r>
+        <w:t>2026-10-05 本地待预览（未提交、未推送）：相册新增“我的喜欢”自动集合，用户收藏与角色喜欢独立保存，有任一爱心即显示，保留原分类。角色只在现有留言/相关相册聊天中决定点赞，仅情侣且相册授权有效；使用已缓存成功识别，不新增图片识别请求，撤权/跨账号/保存失败阻断或回滚。上传日期时间输入已约束宽度，430与320宽浏览器检查不越界。3323/3323 Node测试通过，网页和私人源码正常授权聊天检查通过、页面错误0。截图角色喜欢为本地模拟模型回复；未做Mac编译、iPhone真机或真实外置模型验收。上一轮元数据编辑、闪烁与分享回图库修改仍保留。</w:t>
+      </w:r>
+    </w:p>
+    <w:p>
+      <w:r>
+        <w:t>2026-10-05 本地相册分类入口（未提交、未推送）：详情底部ⓘ照片信息按钮禁用，保留外观且无提示；调节图标改为调整照片分类。photoAlbumEditOpen(category)/photoAlbumCategoryHTML/Save复用元数据磨砂弹框和photoAlbumMove，七个手动分类单选、当前分类说明、完成保存/取消；我的喜欢仍为派生爱心集合，不作手动移动目标。Move新增keepViewer可选项，原长按路径不变，新入口保存不重绘大图；保留原图、缓存识图、留言、爱心、时间地点及来源，沿用移动通知与存储回滚/账号隔离。新增网页与私人运行回归验证失败重试、不重绘、字段保留；91项相关测试、3325项全套通过，网页及私人HTML实际正常授权聊天受控测试通过/pageErrors=0。本地浏览器真实点击从回忆移入旅程、图库15张不变及禁用按钮可访问状态已验证；演示照片/接口受控，不是真实模型、Mac或iPhone验收。新截图photo-album-category-picker.jpg及photo-album-category-saved.jpg位于既有.codex_tmp/eight-chat。保留先前未提交修改及其他现场，未升版本或打包。</w:t>
+      </w:r>
+    </w:p>
+    <w:p>
+      <w:r>
+        <w:t>2026-10-05 网页v1574发布检查：用户授权复查并推送。私人同步源码v1575，iOS1.0.439/build439/桥42不变，本次不生成私人安装包。包含相册分类展开/分享闪图修复、分享全部成功回图库、装饰头像、原位日期时间/地点标题编辑、上传日期框宽度、独立用户收藏与角色喜欢/我的喜欢自动集合、禁用ⓘ与详情分类调节入口。重点复查点赞补充：主动事件传入空用户文本时，旧分享图片不能产生无关点赞；用户与角色保存锁分开，避免同时喜欢被互相阻挡；保存失败回滚后安排保存。情侣权限关闭、账号变化、记录删除、未知或识图失败照片拒绝角色喜欢，成功识图缓存复用，用户取消不删角色记录，角色没有喜欢标签则不自动点赞。新并发/旧分享/删除回归及永久继承守卫纳入测试；最终整仓3328/3328通过，网页及私人HTML真实正常授权聊天受控测试通过，pageErrors=0。先前浏览器真实点选、取消收藏、角色演示、分类保存、日期430/320宽检查通过。外置模型自主偏好准确率、iPhone闪动/原生日期控件、Mac编译未验收，不能用Windows结果替代。来源以Git提交/Pages运行及线上字节核对为准；无其他工作区覆盖、无清理历史源码/包或签名配置。</w:t>
       </w:r>
     </w:p>
     <w:sectPr>

--- a/docs/maintenance/AI开发项目_新聊天启动说明.docx
+++ b/docs/maintenance/AI开发项目_新聊天启动说明.docx
@@ -6621,6 +6621,11 @@
     <w:p>
       <w:r>
         <w:t>2026-10-05 网页v1574发布检查：用户授权复查并推送。私人同步源码v1575，iOS1.0.439/build439/桥42不变，本次不生成私人安装包。包含相册分类展开/分享闪图修复、分享全部成功回图库、装饰头像、原位日期时间/地点标题编辑、上传日期框宽度、独立用户收藏与角色喜欢/我的喜欢自动集合、禁用ⓘ与详情分类调节入口。重点复查点赞补充：主动事件传入空用户文本时，旧分享图片不能产生无关点赞；用户与角色保存锁分开，避免同时喜欢被互相阻挡；保存失败回滚后安排保存。情侣权限关闭、账号变化、记录删除、未知或识图失败照片拒绝角色喜欢，成功识图缓存复用，用户取消不删角色记录，角色没有喜欢标签则不自动点赞。新并发/旧分享/删除回归及永久继承守卫纳入测试；最终整仓3328/3328通过，网页及私人HTML真实正常授权聊天受控测试通过，pageErrors=0。先前浏览器真实点选、取消收藏、角色演示、分类保存、日期430/320宽检查通过。外置模型自主偏好准确率、iPhone闪动/原生日期控件、Mac编译未验收，不能用Windows结果替代。来源以Git提交/Pages运行及线上字节核对为准；无其他工作区覆盖、无清理历史源码/包或签名配置。</w:t>
+      </w:r>
+    </w:p>
+    <w:p>
+      <w:r>
+        <w:t>2026-10-05 用户确认只打包发布小手机已完成内容：网页v1574/私人源码v1575，运行源码a4084255482eea0d064cbe375bebc3ab342cda29已线上14项逐字节重新核验，3328/3328自动测试及双入口授权聊天证据有效。复用既有打包脚本，补齐相册与AI账户退役核验、上一份v1571覆盖包完整清单/哈希和原生签名继承检查，修正文档旧网页版本及测试数字；只忽略CSS空白行，私人性能保护原文仍须完整保留。准备交付最新私人版本覆盖包_v1575_iOS439.zip，iOS1.0.439/build439/桥42；源码ZIP，非IPA，Mac编译与iPhone未验证。独立外卖、公版North、机器人、小家候选按用户确认不纳入，保护其现场；不新建脚本/工作树，不更改运行代码。</w:t>
       </w:r>
     </w:p>
     <w:sectPr>

--- a/docs/maintenance/AI开发项目_新聊天启动说明.docx
+++ b/docs/maintenance/AI开发项目_新聊天启动说明.docx
@@ -6626,6 +6626,11 @@
     <w:p>
       <w:r>
         <w:t>2026-10-05 用户确认只打包发布小手机已完成内容：网页v1574/私人源码v1575，运行源码a4084255482eea0d064cbe375bebc3ab342cda29已线上14项逐字节重新核验，3328/3328自动测试及双入口授权聊天证据有效。复用既有打包脚本，补齐相册与AI账户退役核验、上一份v1571覆盖包完整清单/哈希和原生签名继承检查，修正文档旧网页版本及测试数字；只忽略CSS空白行，私人性能保护原文仍须完整保留。准备交付最新私人版本覆盖包_v1575_iOS439.zip，iOS1.0.439/build439/桥42；源码ZIP，非IPA，Mac编译与iPhone未验证。独立外卖、公版North、机器人、小家候选按用户确认不纳入，保护其现场；不新建脚本/工作树，不更改运行代码。</w:t>
+      </w:r>
+    </w:p>
+    <w:p>
+      <w:r>
+        <w:t>2026-10-05 网页v1576 / 私人同步源码v1577：新增顶部消息横幅上滑28px且以纵向为主时立即关闭，清理旧自动隐藏计时、阻止滑动后的误点；轻点打开聊天与原自动消失保持，水平/下滑不关闭，新通知替换中取消旧手势，Pointer Events仅绑定通知框，消息/未读/存档不改。情侣空间软件管控新增nearby=附近的人，默认未授权；动态授权列表、模型锁解锁名称、远程管控权限列表及curAppKey计时复用；微信发现显示锁态，openApp及直接go入口、已打开页面、刷新/添加/附近列表打开均检查锁，既有已发好友申请继续原逻辑，不删除好友。通过真实网页与私人HTML受控Edge浏览器验证上滑/轻点/水平滑动/新通知、默认拒绝/非情侣拒绝/授权锁定解锁/撤权清锁/入口及刷新无模型调用/持久化，以及原正常聊天授权存档/输出模式/手动回复/查手机/pageErrors=0；3329/3329全量测试通过。新增永久继承守卫。微信权限关闭通知被测试隔离，避免其异步回复污染正常聊天断言；未修改正式撤权行为。共享两侧保留原生差异，iOS1.0.439/build439/桥42不变，未生成新的私人包，未Mac编译或真机手势验收。版本与缓存标记同步，旧私人恢复页和说明版本一并对齐；独立项目候选与原11项行尾现场保留，无新工作树/源码副本/脚本/截图。部署结果以提交与实际线上文件核对为准。</w:t>
       </w:r>
     </w:p>
     <w:sectPr>

--- a/docs/maintenance/AI开发项目_新聊天启动说明.docx
+++ b/docs/maintenance/AI开发项目_新聊天启动说明.docx
@@ -6631,6 +6631,11 @@
     <w:p>
       <w:r>
         <w:t>2026-10-05 网页v1576 / 私人同步源码v1577：新增顶部消息横幅上滑28px且以纵向为主时立即关闭，清理旧自动隐藏计时、阻止滑动后的误点；轻点打开聊天与原自动消失保持，水平/下滑不关闭，新通知替换中取消旧手势，Pointer Events仅绑定通知框，消息/未读/存档不改。情侣空间软件管控新增nearby=附近的人，默认未授权；动态授权列表、模型锁解锁名称、远程管控权限列表及curAppKey计时复用；微信发现显示锁态，openApp及直接go入口、已打开页面、刷新/添加/附近列表打开均检查锁，既有已发好友申请继续原逻辑，不删除好友。通过真实网页与私人HTML受控Edge浏览器验证上滑/轻点/水平滑动/新通知、默认拒绝/非情侣拒绝/授权锁定解锁/撤权清锁/入口及刷新无模型调用/持久化，以及原正常聊天授权存档/输出模式/手动回复/查手机/pageErrors=0；3329/3329全量测试通过。新增永久继承守卫。微信权限关闭通知被测试隔离，避免其异步回复污染正常聊天断言；未修改正式撤权行为。共享两侧保留原生差异，iOS1.0.439/build439/桥42不变，未生成新的私人包，未Mac编译或真机手势验收。版本与缓存标记同步，旧私人恢复页和说明版本一并对齐；独立项目候选与原11项行尾现场保留，无新工作树/源码副本/脚本/截图。部署结果以提交与实际线上文件核对为准。</w:t>
+      </w:r>
+    </w:p>
+    <w:p>
+      <w:r>
+        <w:t>2026-10-05 用户授权打包私人v1577/iOS1.0.439/build439/桥42，包含已发布网页v1576的通知横幅上滑关闭和附近的人情侣管控，以及全部既有已完成内容。复用现有打包脚本，读取Git已提交文件，上一份v1575包SHA256=afe34846bb83122923fd12e170277534c7a1d06771f96fd481815384bb73c725；校验完整清单、哈希、无文件遗漏、原生及签名不变、相册/本轮功能标记、两个私人入口及云备份/小家继承。运行源e882562dd81d9d0b34d51b5bceed34a227b83e1b全套3329/3329及双入口浏览器聊天/手势/管控/持久化通过，HTTP模拟，非真机。仅更新打包配置与维护说明，不修改运行代码；交付一个最新私人版本覆盖包_v1577_iOS439.zip，ZIP非IPA，Mac签名编译/iPhone仍未验收。原11项行尾现场、独立候选和历史包保留，无新脚本/工作树/临时解压目录。</w:t>
       </w:r>
     </w:p>
     <w:sectPr>

--- a/docs/maintenance/AI开发项目_新聊天启动说明.docx
+++ b/docs/maintenance/AI开发项目_新聊天启动说明.docx
@@ -6636,6 +6636,11 @@
     <w:p>
       <w:r>
         <w:t>2026-10-05 用户授权打包私人v1577/iOS1.0.439/build439/桥42，包含已发布网页v1576的通知横幅上滑关闭和附近的人情侣管控，以及全部既有已完成内容。复用现有打包脚本，读取Git已提交文件，上一份v1575包SHA256=afe34846bb83122923fd12e170277534c7a1d06771f96fd481815384bb73c725；校验完整清单、哈希、无文件遗漏、原生及签名不变、相册/本轮功能标记、两个私人入口及云备份/小家继承。运行源e882562dd81d9d0b34d51b5bceed34a227b83e1b全套3329/3329及双入口浏览器聊天/手势/管控/持久化通过，HTTP模拟，非真机。仅更新打包配置与维护说明，不修改运行代码；交付一个最新私人版本覆盖包_v1577_iOS439.zip，ZIP非IPA，Mac签名编译/iPhone仍未验收。原11项行尾现场、独立候选和历史包保留，无新脚本/工作树/临时解压目录。</w:t>
+      </w:r>
+    </w:p>
+    <w:p>
+      <w:r>
+        <w:t xml:space="preserve">2026-10-06 联合发布与打包授权：用户追加确认真人聊天修复已完成并要求一起打包推送，取代此前暂存候选排除未完成网络修复的范围。网页v1589 / 私人源码和覆盖包v1590 / iOS439 / bridge42。包含收藏原声音频与历史来源转发、微信绿色按钮、自主亲属限额间隔唯一称谓及头像资料同步、屏幕时长面板展开收起，以及真人好友主备用同时检测/只读同步500或中断切换一次/脱敏错误码/打开聊天不强制上传资料。写请求仍只提交一次，未知结果只读核对，不自动重发或错误退款。最终完整3384/3384通过；两端实际HTML功能和正常授权聊天受控测试通过，无收费模型或真人消息测试。复用既有打包脚本及Mac编译说明，从最终准确Git提交构建最新私人版本覆盖包_v1590_iOS439.zip，核对已交付v1587清单/哈希/原生签名与私有性能云备份继承，全文件解压回读；SOURCE_STATE明确未Mac编译/签名/真实iPhone验证。好友服务端500根因尚无后台记录，两个入口都不可达仍无法恢复。历史包、用户数据、其他工作树及继承行尾现场全部保留。部署成功及实际线上文件一致性另以发布操作证据为准。</w:t>
       </w:r>
     </w:p>
     <w:sectPr>

--- a/docs/maintenance/AI开发项目_新聊天启动说明.docx
+++ b/docs/maintenance/AI开发项目_新聊天启动说明.docx
@@ -6641,6 +6641,11 @@
     <w:p>
       <w:r>
         <w:t xml:space="preserve">2026-10-06 联合发布与打包授权：用户追加确认真人聊天修复已完成并要求一起打包推送，取代此前暂存候选排除未完成网络修复的范围。网页v1589 / 私人源码和覆盖包v1590 / iOS439 / bridge42。包含收藏原声音频与历史来源转发、微信绿色按钮、自主亲属限额间隔唯一称谓及头像资料同步、屏幕时长面板展开收起，以及真人好友主备用同时检测/只读同步500或中断切换一次/脱敏错误码/打开聊天不强制上传资料。写请求仍只提交一次，未知结果只读核对，不自动重发或错误退款。最终完整3384/3384通过；两端实际HTML功能和正常授权聊天受控测试通过，无收费模型或真人消息测试。复用既有打包脚本及Mac编译说明，从最终准确Git提交构建最新私人版本覆盖包_v1590_iOS439.zip，核对已交付v1587清单/哈希/原生签名与私有性能云备份继承，全文件解压回读；SOURCE_STATE明确未Mac编译/签名/真实iPhone验证。好友服务端500根因尚无后台记录，两个入口都不可达仍无法恢复。历史包、用户数据、其他工作树及继承行尾现场全部保留。部署成功及实际线上文件一致性另以发布操作证据为准。</w:t>
+      </w:r>
+    </w:p>
+    <w:p>
+      <w:r>
+        <w:t xml:space="preserve">2026-10-06 最终发布记录：本次私人发布按既有奇数编号约定最终定为v1591，替代前述候选v1590；网页v1589不变。提交2f3e9d4d7901f8b3d4d82eb8c538f370aa14f680。最新私人版本覆盖包_v1591_iOS439.zip已由准确提交生成，1734文件，171924981字节，SHA256=6a4cea00fd3e5a351a802e8877f194d1b7ba7d71f2ca9cda7dbaa716fc49b918。旧v1587包哈希、完整清单、全部原生/签名文件及新增共享修复核对通过，ZIP全文件解压回读与继承/云备份/资源校验通过。最终3384/3384测试通过，正常授权聊天及屏幕时长双实际HTML受控浏览器门禁均pageErrors0。包为Mac/Xcode源码，SOURCE_STATE明确macBuildVerified=false、realIPhoneVerified=false，未制作IPA。历史唯一包和11项继承测试行尾现场保留。</w:t>
       </w:r>
     </w:p>
     <w:sectPr>
